--- a/Hybrid method for regional circular economy analysis.docx
+++ b/Hybrid method for regional circular economy analysis.docx
@@ -270,6 +270,7 @@
           <w:b/>
           <w:bCs/>
         </w:rPr>
+        <w:lastRenderedPageBreak/>
         <w:t>Temporal boundary.</w:t>
       </w:r>
       <w:r>
@@ -743,6 +744,7 @@
         <w:rPr>
           <w:rFonts w:ascii="Aptos" w:eastAsia="Aptos" w:hAnsi="Aptos" w:cs="Aptos"/>
         </w:rPr>
+        <w:lastRenderedPageBreak/>
         <w:t>3.2. Identify the 3–5 largest enterprises per sector with five-digit SNI codes.</w:t>
       </w:r>
     </w:p>
@@ -1455,6 +1457,7 @@
           <w:b/>
           <w:bCs/>
         </w:rPr>
+        <w:lastRenderedPageBreak/>
         <w:t>Phase A output.</w:t>
       </w:r>
       <w:r>
@@ -2421,6 +2424,7 @@
         <w:rPr>
           <w:rFonts w:ascii="Aptos" w:eastAsia="Aptos" w:hAnsi="Aptos" w:cs="Aptos"/>
         </w:rPr>
+        <w:lastRenderedPageBreak/>
         <w:t>D_cba</w:t>
       </w:r>
       <w:proofErr w:type="spellEnd"/>
@@ -2860,7 +2864,14 @@
         <w:rPr>
           <w:rFonts w:ascii="Aptos" w:eastAsia="Aptos" w:hAnsi="Aptos" w:cs="Aptos"/>
         </w:rPr>
-        <w:t>a) Extract the Stockholm-to-Stockholm submatrix from A. b) Rank sector pairs by transaction value. c) For the top 10–15 pairs, estimate physical material quantities using the price-per-weight keys from Phase A. d) Cross-reference with GHG multipliers to identify which internal flows carry the highest climate impact. e) Present the 5–8 most significant internal circulation flows.</w:t>
+        <w:t xml:space="preserve">a) Extract the Stockholm-to-Stockholm submatrix from A. b) Rank sector pairs by transaction value. c) For the top 10–15 pairs, estimate physical material quantities using the price-per-weight keys from Phase A. d) Cross-reference with GHG multipliers to </w:t>
+      </w:r>
+      <w:r>
+        <w:rPr>
+          <w:rFonts w:ascii="Aptos" w:eastAsia="Aptos" w:hAnsi="Aptos" w:cs="Aptos"/>
+        </w:rPr>
+        <w:lastRenderedPageBreak/>
+        <w:t>identify which internal flows carry the highest climate impact. e) Present the 5–8 most significant internal circulation flows.</w:t>
       </w:r>
     </w:p>
     <w:p>
@@ -3172,7 +3183,14 @@
         <w:rPr>
           <w:rFonts w:ascii="Aptos" w:eastAsia="Aptos" w:hAnsi="Aptos" w:cs="Aptos"/>
         </w:rPr>
-        <w:t xml:space="preserve"> (in the use phase) and as residual value when entering the disposal phase. One can attempt to evaluate both those in the economy</w:t>
+        <w:t xml:space="preserve"> (in the use phase) and as residual value when entering the disposal phase. </w:t>
+      </w:r>
+      <w:r>
+        <w:rPr>
+          <w:rFonts w:ascii="Aptos" w:eastAsia="Aptos" w:hAnsi="Aptos" w:cs="Aptos"/>
+        </w:rPr>
+        <w:lastRenderedPageBreak/>
+        <w:t>One can attempt to evaluate both those in the economy</w:t>
       </w:r>
       <w:r>
         <w:rPr>
@@ -3249,21 +3267,260 @@
         <w:shd w:val="clear" w:color="auto" w:fill="FFFFFF" w:themeFill="background1"/>
         <w:spacing w:after="0"/>
       </w:pPr>
+      <w:r>
+        <w:lastRenderedPageBreak/>
+        <w:drawing>
+          <wp:inline distT="0" distB="0" distL="0" distR="0" wp14:anchorId="46706E17" wp14:editId="6B35C5A5">
+            <wp:extent cx="5684485" cy="4276725"/>
+            <wp:effectExtent l="0" t="0" r="0" b="0"/>
+            <wp:docPr id="155897149" name="Picture 1"/>
+            <wp:cNvGraphicFramePr>
+              <a:graphicFrameLocks xmlns:a="http://schemas.openxmlformats.org/drawingml/2006/main" noChangeAspect="1"/>
+            </wp:cNvGraphicFramePr>
+            <a:graphic xmlns:a="http://schemas.openxmlformats.org/drawingml/2006/main">
+              <a:graphicData uri="http://schemas.openxmlformats.org/drawingml/2006/picture">
+                <pic:pic xmlns:pic="http://schemas.openxmlformats.org/drawingml/2006/picture">
+                  <pic:nvPicPr>
+                    <pic:cNvPr id="155897149" name=""/>
+                    <pic:cNvPicPr/>
+                  </pic:nvPicPr>
+                  <pic:blipFill>
+                    <a:blip r:embed="rId8"/>
+                    <a:stretch>
+                      <a:fillRect/>
+                    </a:stretch>
+                  </pic:blipFill>
+                  <pic:spPr>
+                    <a:xfrm>
+                      <a:off x="0" y="0"/>
+                      <a:ext cx="5686164" cy="4277988"/>
+                    </a:xfrm>
+                    <a:prstGeom prst="rect">
+                      <a:avLst/>
+                    </a:prstGeom>
+                  </pic:spPr>
+                </pic:pic>
+              </a:graphicData>
+            </a:graphic>
+          </wp:inline>
+        </w:drawing>
+      </w:r>
+    </w:p>
+    <w:p>
+      <w:pPr>
+        <w:shd w:val="clear" w:color="auto" w:fill="FFFFFF" w:themeFill="background1"/>
+        <w:spacing w:after="0"/>
+      </w:pPr>
+    </w:p>
+    <w:p>
+      <w:pPr>
+        <w:shd w:val="clear" w:color="auto" w:fill="FFFFFF" w:themeFill="background1"/>
+        <w:rPr>
+          <w:lang w:val="en-GB"/>
+        </w:rPr>
+      </w:pPr>
+      <w:r>
+        <w:rPr>
+          <w:b/>
+          <w:bCs/>
+        </w:rPr>
+        <w:t>The concept of the value hill</w:t>
+      </w:r>
+      <w:r>
+        <w:t xml:space="preserve"> illustrates </w:t>
+      </w:r>
+      <w:r>
+        <w:t>main concepts.</w:t>
+      </w:r>
+      <w:r>
+        <w:rPr>
+          <w:rFonts w:hAnsi="Lato"/>
+          <w:color w:val="000000" w:themeColor="text1"/>
+          <w:kern w:val="24"/>
+          <w:sz w:val="16"/>
+          <w:szCs w:val="16"/>
+          <w:lang w:val="en-GB" w:eastAsia="en-GB"/>
+        </w:rPr>
+        <w:t xml:space="preserve"> </w:t>
+      </w:r>
+      <w:r>
+        <w:rPr>
+          <w:lang w:val="en-GB"/>
+        </w:rPr>
+        <w:t xml:space="preserve">Flow based accounting of value loss assuming a steady state (of both flows and depreciation/deterioration, </w:t>
+      </w:r>
+      <w:proofErr w:type="spellStart"/>
+      <w:r>
+        <w:rPr>
+          <w:lang w:val="en-GB"/>
+        </w:rPr>
+        <w:t>ie</w:t>
+      </w:r>
+      <w:proofErr w:type="spellEnd"/>
+      <w:r>
+        <w:rPr>
+          <w:lang w:val="en-GB"/>
+        </w:rPr>
+        <w:t xml:space="preserve">. that it does not change over time). All waste outflow quantities are compared to material inflow values. For example, the value of product A waste outflow is assessed by assuming product </w:t>
+      </w:r>
+      <w:proofErr w:type="spellStart"/>
+      <w:r>
+        <w:rPr>
+          <w:lang w:val="en-GB"/>
+        </w:rPr>
+        <w:t>A</w:t>
+      </w:r>
+      <w:proofErr w:type="spellEnd"/>
+      <w:r>
+        <w:rPr>
+          <w:lang w:val="en-GB"/>
+        </w:rPr>
+        <w:t xml:space="preserve"> inflow value per quantity, thus capturing the entire loss of value between entry and exit from the economy. However, materials enter and exit the region at </w:t>
+      </w:r>
       <w:proofErr w:type="gramStart"/>
       <w:r>
+        <w:rPr>
+          <w:lang w:val="en-GB"/>
+        </w:rPr>
+        <w:t>different  stages</w:t>
+      </w:r>
+      <w:proofErr w:type="gramEnd"/>
+      <w:r>
+        <w:rPr>
+          <w:lang w:val="en-GB"/>
+        </w:rPr>
+        <w:t xml:space="preserve"> of its value hill, based on what happens to it during its residence time in the region. Some materials enter as raw materials (at low part of the value hill) and exit as products at the highest point of the hill. Others enter as products and exit as raw materials for disposal or recycling.</w:t>
+      </w:r>
+    </w:p>
+    <w:p>
+      <w:pPr>
+        <w:shd w:val="clear" w:color="auto" w:fill="FFFFFF" w:themeFill="background1"/>
+        <w:spacing w:after="0"/>
+        <w:rPr>
+          <w:lang w:val="en-GB"/>
+        </w:rPr>
+      </w:pPr>
+      <w:r>
+        <w:rPr>
+          <w:b/>
+          <w:bCs/>
+          <w:lang w:val="en-GB"/>
+        </w:rPr>
+        <w:t>Questions:</w:t>
+      </w:r>
+      <w:r>
+        <w:rPr>
+          <w:lang w:val="en-GB"/>
+        </w:rPr>
+        <w:t xml:space="preserve"> do we (via </w:t>
+      </w:r>
+      <w:proofErr w:type="spellStart"/>
+      <w:r>
+        <w:rPr>
+          <w:lang w:val="en-GB"/>
+        </w:rPr>
+        <w:t>exiobase</w:t>
+      </w:r>
+      <w:proofErr w:type="spellEnd"/>
+      <w:r>
+        <w:rPr>
+          <w:lang w:val="en-GB"/>
+        </w:rPr>
+        <w:t>) capture the sum/difference based on all inflow/outflow values? Ie… production materials exit with more value than when they arrived while waste/residual materials exit with (or as) less value than when they arrived.</w:t>
+      </w:r>
+    </w:p>
+    <w:p>
+      <w:pPr>
+        <w:shd w:val="clear" w:color="auto" w:fill="FFFFFF" w:themeFill="background1"/>
+        <w:spacing w:after="0"/>
+        <w:rPr>
+          <w:lang w:val="en-GB"/>
+        </w:rPr>
+      </w:pPr>
+      <w:r>
+        <w:rPr>
+          <w:lang w:val="en-GB"/>
+        </w:rPr>
+        <w:t xml:space="preserve">Or…. Do /should we focus on only the waste/residual values? </w:t>
+      </w:r>
+    </w:p>
+    <w:p>
+      <w:pPr>
+        <w:shd w:val="clear" w:color="auto" w:fill="FFFFFF" w:themeFill="background1"/>
+        <w:spacing w:after="0"/>
+        <w:rPr>
+          <w:lang w:val="en-GB"/>
+        </w:rPr>
+      </w:pPr>
+      <w:r>
+        <w:rPr>
+          <w:lang w:val="en-GB"/>
+        </w:rPr>
+        <w:t xml:space="preserve">One yields an indication of how much value the region adds to materials vs how much it degrades. The latter only focuses on how much degradation occurs within the region. I </w:t>
+      </w:r>
+      <w:r>
+        <w:rPr>
+          <w:lang w:val="en-GB"/>
+        </w:rPr>
+        <w:lastRenderedPageBreak/>
+        <w:t>believe the latter is more interesting, as it reflects a lost opportunity. Value enters but is not preserved. Some of this value is lost to natural causes (thermodynamics sets limits) but most is due to human, economic system effects. While we may accept a certain amount of degradation (via the laws of nature or via societal norms), we can certainly challenge the magnitude and norms that accept it.</w:t>
+      </w:r>
+    </w:p>
+    <w:p>
+      <w:pPr>
+        <w:shd w:val="clear" w:color="auto" w:fill="FFFFFF" w:themeFill="background1"/>
+        <w:spacing w:after="0"/>
+        <w:rPr>
+          <w:lang w:val="en-GB"/>
+        </w:rPr>
+      </w:pPr>
+    </w:p>
+    <w:p>
+      <w:pPr>
+        <w:shd w:val="clear" w:color="auto" w:fill="FFFFFF" w:themeFill="background1"/>
+        <w:spacing w:after="0"/>
+      </w:pPr>
+      <w:proofErr w:type="gramStart"/>
+      <w:r>
+        <w:rPr>
+          <w:highlight w:val="yellow"/>
+        </w:rPr>
         <w:t>So</w:t>
       </w:r>
       <w:proofErr w:type="gramEnd"/>
       <w:r>
+        <w:rPr>
+          <w:highlight w:val="yellow"/>
+        </w:rPr>
         <w:t xml:space="preserve"> the practical toolkit </w:t>
       </w:r>
+      <w:commentRangeStart w:id="0"/>
       <w:proofErr w:type="gramStart"/>
       <w:r>
+        <w:rPr>
+          <w:highlight w:val="yellow"/>
+        </w:rPr>
         <w:t>is:</w:t>
       </w:r>
       <w:proofErr w:type="gramEnd"/>
       <w:r>
-        <w:t xml:space="preserve"> track wear/deterioration and obsolescence during use; estimate depreciation via service-life or discounted-service methods; then estimate residual value at disposal through recovery options and end-of-life pathways.</w:t>
+        <w:rPr>
+          <w:highlight w:val="yellow"/>
+        </w:rPr>
+        <w:t xml:space="preserve"> track wear/deterioration and obsolescence during use; estimate depreciation via service-life or discounted-service </w:t>
+      </w:r>
+      <w:commentRangeEnd w:id="0"/>
+      <w:r>
+        <w:rPr>
+          <w:rStyle w:val="CommentReference"/>
+        </w:rPr>
+        <w:commentReference w:id="0"/>
+      </w:r>
+      <w:r>
+        <w:rPr>
+          <w:highlight w:val="yellow"/>
+        </w:rPr>
+        <w:t>methods; then estimate residual value at disposal through recovery options and end-of-life pathways.</w:t>
       </w:r>
     </w:p>
     <w:p>
@@ -3862,6 +4119,7 @@
             <w:rPr>
               <w:rFonts w:ascii="Cambria Math" w:hAnsi="Cambria Math"/>
             </w:rPr>
+            <w:lastRenderedPageBreak/>
             <m:t>V</m:t>
           </m:r>
           <m:sSubSup>
@@ -4542,6 +4800,7 @@
         <w:rPr>
           <w:rFonts w:ascii="Aptos" w:eastAsia="Aptos" w:hAnsi="Aptos" w:cs="Aptos"/>
         </w:rPr>
+        <w:lastRenderedPageBreak/>
         <w:t>Recycling retains ~20–40%</w:t>
       </w:r>
     </w:p>
@@ -4918,6 +5177,7 @@
         <w:rPr>
           <w:rFonts w:ascii="Aptos" w:eastAsia="Aptos" w:hAnsi="Aptos" w:cs="Aptos"/>
         </w:rPr>
+        <w:lastRenderedPageBreak/>
         <w:t>Chemicals/plastics: potentially high on Dimension 2 (fossil-based GHG) and Dimension 3 (high processing value lost in waste).</w:t>
       </w:r>
     </w:p>
@@ -5273,6 +5533,7 @@
         <w:rPr>
           <w:highlight w:val="yellow"/>
         </w:rPr>
+        <w:lastRenderedPageBreak/>
         <w:t xml:space="preserve">How </w:t>
       </w:r>
       <w:proofErr w:type="spellStart"/>
@@ -5328,6 +5589,33 @@
           <w:highlight w:val="yellow"/>
         </w:rPr>
         <w:t xml:space="preserve"> goals, ways of quantifying?</w:t>
+      </w:r>
+    </w:p>
+    <w:p>
+      <w:pPr>
+        <w:rPr>
+          <w:lang w:val="sv-SE"/>
+        </w:rPr>
+      </w:pPr>
+      <w:r>
+        <w:t>Socio-economic assessment</w:t>
+      </w:r>
+      <w:r>
+        <w:t xml:space="preserve">- </w:t>
+      </w:r>
+      <w:proofErr w:type="spellStart"/>
+      <w:r>
+        <w:t>värdeläckage</w:t>
+      </w:r>
+      <w:proofErr w:type="spellEnd"/>
+      <w:r>
+        <w:t xml:space="preserve">. </w:t>
+      </w:r>
+      <w:r>
+        <w:rPr>
+          <w:lang w:val="sv-SE"/>
+        </w:rPr>
+        <w:t xml:space="preserve">Att definiera…. </w:t>
       </w:r>
     </w:p>
     <w:p>
@@ -5352,9 +5640,9 @@
         <w:tblLook w:val="06A0" w:firstRow="1" w:lastRow="0" w:firstColumn="1" w:lastColumn="0" w:noHBand="1" w:noVBand="1"/>
       </w:tblPr>
       <w:tblGrid>
-        <w:gridCol w:w="1779"/>
-        <w:gridCol w:w="887"/>
-        <w:gridCol w:w="6694"/>
+        <w:gridCol w:w="1781"/>
+        <w:gridCol w:w="961"/>
+        <w:gridCol w:w="6618"/>
       </w:tblGrid>
       <w:tr>
         <w:trPr>
@@ -5755,10 +6043,10 @@
         <w:tblLook w:val="06A0" w:firstRow="1" w:lastRow="0" w:firstColumn="1" w:lastColumn="0" w:noHBand="1" w:noVBand="1"/>
       </w:tblPr>
       <w:tblGrid>
-        <w:gridCol w:w="3605"/>
-        <w:gridCol w:w="2351"/>
-        <w:gridCol w:w="808"/>
-        <w:gridCol w:w="2596"/>
+        <w:gridCol w:w="3527"/>
+        <w:gridCol w:w="2323"/>
+        <w:gridCol w:w="890"/>
+        <w:gridCol w:w="2620"/>
       </w:tblGrid>
       <w:tr>
         <w:trPr>
@@ -5855,6 +6143,7 @@
               <w:spacing w:after="0"/>
             </w:pPr>
             <w:r>
+              <w:lastRenderedPageBreak/>
               <w:t>Enterprise economic data, Stockholm County</w:t>
             </w:r>
           </w:p>
@@ -6627,6 +6916,7 @@
           <w:b/>
           <w:bCs/>
         </w:rPr>
+        <w:lastRenderedPageBreak/>
         <w:t>Assumption 4: Value-added retention rates for circular strategies are based on literature averages.</w:t>
       </w:r>
       <w:r>
@@ -6697,10 +6987,10 @@
         <w:tblLook w:val="06A0" w:firstRow="1" w:lastRow="0" w:firstColumn="1" w:lastColumn="0" w:noHBand="1" w:noVBand="1"/>
       </w:tblPr>
       <w:tblGrid>
-        <w:gridCol w:w="1682"/>
-        <w:gridCol w:w="2507"/>
-        <w:gridCol w:w="2311"/>
-        <w:gridCol w:w="2860"/>
+        <w:gridCol w:w="1702"/>
+        <w:gridCol w:w="2518"/>
+        <w:gridCol w:w="2297"/>
+        <w:gridCol w:w="2843"/>
       </w:tblGrid>
       <w:tr>
         <w:trPr>
@@ -7801,7 +8091,7 @@
           <w:lang w:val="en-GB"/>
         </w:rPr>
         <w:pict w14:anchorId="09778EA1">
-          <v:rect id="_x0000_i1025" style="width:0;height:1.5pt" o:hralign="center" o:hrstd="t" o:hr="t" fillcolor="#a0a0a0" stroked="f"/>
+          <v:rect id="_x0000_i1161" style="width:0;height:1.5pt" o:hralign="center" o:hrstd="t" o:hr="t" fillcolor="#a0a0a0" stroked="f"/>
         </w:pict>
       </w:r>
     </w:p>
@@ -8027,6 +8317,7 @@
           <w:bCs/>
           <w:lang w:val="en-GB"/>
         </w:rPr>
+        <w:lastRenderedPageBreak/>
         <w:t>Infranord</w:t>
       </w:r>
       <w:proofErr w:type="spellEnd"/>
@@ -8104,8 +8395,8 @@
         <w:tblLook w:val="04A0" w:firstRow="1" w:lastRow="0" w:firstColumn="1" w:lastColumn="0" w:noHBand="0" w:noVBand="1"/>
       </w:tblPr>
       <w:tblGrid>
-        <w:gridCol w:w="4008"/>
-        <w:gridCol w:w="3666"/>
+        <w:gridCol w:w="4384"/>
+        <w:gridCol w:w="3947"/>
       </w:tblGrid>
       <w:tr>
         <w:trPr>
@@ -8702,7 +8993,7 @@
           <w:lang w:val="en-GB"/>
         </w:rPr>
         <w:pict w14:anchorId="4AA7780D">
-          <v:rect id="_x0000_i1026" style="width:0;height:1.5pt" o:hralign="center" o:hrstd="t" o:hr="t" fillcolor="#a0a0a0" stroked="f"/>
+          <v:rect id="_x0000_i1162" style="width:0;height:1.5pt" o:hralign="center" o:hrstd="t" o:hr="t" fillcolor="#a0a0a0" stroked="f"/>
         </w:pict>
       </w:r>
     </w:p>
@@ -8757,7 +9048,13 @@
         <w:rPr>
           <w:lang w:val="en-GB"/>
         </w:rPr>
-        <w:t xml:space="preserve">Key food and beverage producers/distributors in Region Stockholm </w:t>
+        <w:t>Key food and beverage producers/distributors in Region Stockholm</w:t>
+      </w:r>
+      <w:r>
+        <w:rPr>
+          <w:lang w:val="en-GB"/>
+        </w:rPr>
+        <w:t xml:space="preserve"> </w:t>
       </w:r>
       <w:r>
         <w:rPr>
@@ -8824,7 +9121,7 @@
         </w:rPr>
         <w:t xml:space="preserve"> (Stockholm) – alcohol production, glass bottles, agricultural inputs </w:t>
       </w:r>
-      <w:hyperlink r:id="rId8" w:history="1">
+      <w:hyperlink r:id="rId13" w:history="1">
         <w:r>
           <w:rPr>
             <w:rStyle w:val="Hyperlink"/>
@@ -8865,7 +9162,7 @@
         <w:noBreakHyphen/>
         <w:t xml:space="preserve">products </w:t>
       </w:r>
-      <w:hyperlink r:id="rId9" w:history="1">
+      <w:hyperlink r:id="rId14" w:history="1">
         <w:r>
           <w:rPr>
             <w:rStyle w:val="Hyperlink"/>
@@ -8892,6 +9189,7 @@
           <w:bCs/>
           <w:lang w:val="en-GB"/>
         </w:rPr>
+        <w:lastRenderedPageBreak/>
         <w:t>Spendrups</w:t>
       </w:r>
       <w:proofErr w:type="spellEnd"/>
@@ -8927,7 +9225,7 @@
         </w:rPr>
         <w:t xml:space="preserve"> (Stockholm) – beverages, glass, aluminium cans </w:t>
       </w:r>
-      <w:hyperlink r:id="rId10" w:history="1">
+      <w:hyperlink r:id="rId15" w:history="1">
         <w:r>
           <w:rPr>
             <w:rStyle w:val="Hyperlink"/>
@@ -8975,7 +9273,7 @@
         </w:rPr>
         <w:t xml:space="preserve">) – coffee and food products, packaging materials </w:t>
       </w:r>
-      <w:hyperlink r:id="rId11" w:history="1">
+      <w:hyperlink r:id="rId16" w:history="1">
         <w:r>
           <w:rPr>
             <w:rStyle w:val="Hyperlink"/>
@@ -9009,7 +9307,7 @@
         </w:rPr>
         <w:t xml:space="preserve"> (Stockholm) – bottled drinks, PET/plastic packaging flows </w:t>
       </w:r>
-      <w:hyperlink r:id="rId12" w:history="1">
+      <w:hyperlink r:id="rId17" w:history="1">
         <w:r>
           <w:rPr>
             <w:rStyle w:val="Hyperlink"/>
@@ -9070,8 +9368,8 @@
         <w:tblLook w:val="04A0" w:firstRow="1" w:lastRow="0" w:firstColumn="1" w:lastColumn="0" w:noHBand="0" w:noVBand="1"/>
       </w:tblPr>
       <w:tblGrid>
-        <w:gridCol w:w="3834"/>
-        <w:gridCol w:w="3666"/>
+        <w:gridCol w:w="4130"/>
+        <w:gridCol w:w="3947"/>
       </w:tblGrid>
       <w:tr>
         <w:trPr>
@@ -9749,7 +10047,7 @@
           <w:lang w:val="en-GB"/>
         </w:rPr>
         <w:pict w14:anchorId="15B56218">
-          <v:rect id="_x0000_i1027" style="width:0;height:1.5pt" o:hralign="center" o:hrstd="t" o:hr="t" fillcolor="#a0a0a0" stroked="f"/>
+          <v:rect id="_x0000_i1163" style="width:0;height:1.5pt" o:hralign="center" o:hrstd="t" o:hr="t" fillcolor="#a0a0a0" stroked="f"/>
         </w:pict>
       </w:r>
     </w:p>
@@ -9767,6 +10065,7 @@
           <w:bCs/>
           <w:lang w:val="en-GB"/>
         </w:rPr>
+        <w:lastRenderedPageBreak/>
         <w:t>3. Chemical and Pharmaceutical Industry</w:t>
       </w:r>
     </w:p>
@@ -9795,7 +10094,13 @@
         <w:rPr>
           <w:lang w:val="en-GB"/>
         </w:rPr>
-        <w:t xml:space="preserve">Key producers and facilities in or near Stockholm </w:t>
+        <w:t>Key producers and facilities in or near Stockholm</w:t>
+      </w:r>
+      <w:r>
+        <w:rPr>
+          <w:lang w:val="en-GB"/>
+        </w:rPr>
+        <w:t xml:space="preserve"> </w:t>
       </w:r>
       <w:r>
         <w:rPr>
@@ -9847,230 +10152,6 @@
           <w:lang w:val="en-GB"/>
         </w:rPr>
         <w:t xml:space="preserve"> (Södertälje) – pharmaceuticals, chemical intermediates, solvents </w:t>
-      </w:r>
-      <w:hyperlink r:id="rId13" w:history="1">
-        <w:r>
-          <w:rPr>
-            <w:rStyle w:val="Hyperlink"/>
-            <w:lang w:val="en-GB"/>
-          </w:rPr>
-          <w:t>[pharmchoices.com]</w:t>
-        </w:r>
-      </w:hyperlink>
-      <w:r>
-        <w:rPr>
-          <w:lang w:val="en-GB"/>
-        </w:rPr>
-        <w:t xml:space="preserve">, </w:t>
-      </w:r>
-      <w:hyperlink r:id="rId14" w:history="1">
-        <w:r>
-          <w:rPr>
-            <w:rStyle w:val="Hyperlink"/>
-            <w:lang w:val="en-GB"/>
-          </w:rPr>
-          <w:t>[companydata.com]</w:t>
-        </w:r>
-      </w:hyperlink>
-    </w:p>
-    <w:p>
-      <w:pPr>
-        <w:numPr>
-          <w:ilvl w:val="0"/>
-          <w:numId w:val="19"/>
-        </w:numPr>
-        <w:rPr>
-          <w:lang w:val="en-GB"/>
-        </w:rPr>
-      </w:pPr>
-      <w:proofErr w:type="spellStart"/>
-      <w:r>
-        <w:rPr>
-          <w:b/>
-          <w:bCs/>
-          <w:lang w:val="en-GB"/>
-        </w:rPr>
-        <w:t>Octapharma</w:t>
-      </w:r>
-      <w:proofErr w:type="spellEnd"/>
-      <w:r>
-        <w:rPr>
-          <w:b/>
-          <w:bCs/>
-          <w:lang w:val="en-GB"/>
-        </w:rPr>
-        <w:t xml:space="preserve"> AB</w:t>
-      </w:r>
-      <w:r>
-        <w:rPr>
-          <w:lang w:val="en-GB"/>
-        </w:rPr>
-        <w:t xml:space="preserve"> (Stockholm) – biopharmaceutical production, plasma</w:t>
-      </w:r>
-      <w:r>
-        <w:rPr>
-          <w:lang w:val="en-GB"/>
-        </w:rPr>
-        <w:noBreakHyphen/>
-        <w:t xml:space="preserve">derived materials </w:t>
-      </w:r>
-      <w:hyperlink r:id="rId15" w:history="1">
-        <w:r>
-          <w:rPr>
-            <w:rStyle w:val="Hyperlink"/>
-            <w:lang w:val="en-GB"/>
-          </w:rPr>
-          <w:t>[companydata.com]</w:t>
-        </w:r>
-      </w:hyperlink>
-    </w:p>
-    <w:p>
-      <w:pPr>
-        <w:numPr>
-          <w:ilvl w:val="0"/>
-          <w:numId w:val="19"/>
-        </w:numPr>
-        <w:rPr>
-          <w:lang w:val="en-GB"/>
-        </w:rPr>
-      </w:pPr>
-      <w:r>
-        <w:rPr>
-          <w:b/>
-          <w:bCs/>
-          <w:lang w:val="en-GB"/>
-        </w:rPr>
-        <w:t xml:space="preserve">APL – </w:t>
-      </w:r>
-      <w:proofErr w:type="spellStart"/>
-      <w:r>
-        <w:rPr>
-          <w:b/>
-          <w:bCs/>
-          <w:lang w:val="en-GB"/>
-        </w:rPr>
-        <w:t>Apotek</w:t>
-      </w:r>
-      <w:proofErr w:type="spellEnd"/>
-      <w:r>
-        <w:rPr>
-          <w:b/>
-          <w:bCs/>
-          <w:lang w:val="en-GB"/>
-        </w:rPr>
-        <w:t xml:space="preserve"> Produktion &amp; </w:t>
-      </w:r>
-      <w:proofErr w:type="spellStart"/>
-      <w:r>
-        <w:rPr>
-          <w:b/>
-          <w:bCs/>
-          <w:lang w:val="en-GB"/>
-        </w:rPr>
-        <w:t>Laboratorier</w:t>
-      </w:r>
-      <w:proofErr w:type="spellEnd"/>
-      <w:r>
-        <w:rPr>
-          <w:b/>
-          <w:bCs/>
-          <w:lang w:val="en-GB"/>
-        </w:rPr>
-        <w:t xml:space="preserve"> AB</w:t>
-      </w:r>
-      <w:r>
-        <w:rPr>
-          <w:lang w:val="en-GB"/>
-        </w:rPr>
-        <w:t xml:space="preserve"> (Huddinge) – pharmaceutical manufacturing and compounding </w:t>
-      </w:r>
-      <w:hyperlink r:id="rId16" w:history="1">
-        <w:r>
-          <w:rPr>
-            <w:rStyle w:val="Hyperlink"/>
-            <w:lang w:val="en-GB"/>
-          </w:rPr>
-          <w:t>[companydata.com]</w:t>
-        </w:r>
-      </w:hyperlink>
-    </w:p>
-    <w:p>
-      <w:pPr>
-        <w:numPr>
-          <w:ilvl w:val="0"/>
-          <w:numId w:val="19"/>
-        </w:numPr>
-        <w:rPr>
-          <w:lang w:val="en-GB"/>
-        </w:rPr>
-      </w:pPr>
-      <w:proofErr w:type="spellStart"/>
-      <w:r>
-        <w:rPr>
-          <w:b/>
-          <w:bCs/>
-          <w:lang w:val="en-GB"/>
-        </w:rPr>
-        <w:t>Recipharm</w:t>
-      </w:r>
-      <w:proofErr w:type="spellEnd"/>
-      <w:r>
-        <w:rPr>
-          <w:b/>
-          <w:bCs/>
-          <w:lang w:val="en-GB"/>
-        </w:rPr>
-        <w:t xml:space="preserve"> AB</w:t>
-      </w:r>
-      <w:r>
-        <w:rPr>
-          <w:lang w:val="en-GB"/>
-        </w:rPr>
-        <w:t xml:space="preserve"> (Jordbro) – contract pharmaceutical manufacturing (CDMO) </w:t>
-      </w:r>
-      <w:hyperlink r:id="rId17" w:history="1">
-        <w:r>
-          <w:rPr>
-            <w:rStyle w:val="Hyperlink"/>
-            <w:lang w:val="en-GB"/>
-          </w:rPr>
-          <w:t>[ensun.io]</w:t>
-        </w:r>
-      </w:hyperlink>
-    </w:p>
-    <w:p>
-      <w:pPr>
-        <w:numPr>
-          <w:ilvl w:val="0"/>
-          <w:numId w:val="19"/>
-        </w:numPr>
-        <w:rPr>
-          <w:lang w:val="en-GB"/>
-        </w:rPr>
-      </w:pPr>
-      <w:proofErr w:type="spellStart"/>
-      <w:r>
-        <w:rPr>
-          <w:b/>
-          <w:bCs/>
-          <w:lang w:val="en-GB"/>
-        </w:rPr>
-        <w:t>Cederroth</w:t>
-      </w:r>
-      <w:proofErr w:type="spellEnd"/>
-      <w:r>
-        <w:rPr>
-          <w:b/>
-          <w:bCs/>
-          <w:lang w:val="en-GB"/>
-        </w:rPr>
-        <w:t xml:space="preserve"> / Orkla Health</w:t>
-      </w:r>
-      <w:r>
-        <w:rPr>
-          <w:lang w:val="en-GB"/>
-        </w:rPr>
-        <w:t xml:space="preserve"> (Stockholm region) – consumer chemicals and hygiene products </w:t>
       </w:r>
       <w:hyperlink r:id="rId18" w:history="1">
         <w:r>
@@ -10081,6 +10162,230 @@
           <w:t>[pharmchoices.com]</w:t>
         </w:r>
       </w:hyperlink>
+      <w:r>
+        <w:rPr>
+          <w:lang w:val="en-GB"/>
+        </w:rPr>
+        <w:t xml:space="preserve">, </w:t>
+      </w:r>
+      <w:hyperlink r:id="rId19" w:history="1">
+        <w:r>
+          <w:rPr>
+            <w:rStyle w:val="Hyperlink"/>
+            <w:lang w:val="en-GB"/>
+          </w:rPr>
+          <w:t>[companydata.com]</w:t>
+        </w:r>
+      </w:hyperlink>
+    </w:p>
+    <w:p>
+      <w:pPr>
+        <w:numPr>
+          <w:ilvl w:val="0"/>
+          <w:numId w:val="19"/>
+        </w:numPr>
+        <w:rPr>
+          <w:lang w:val="en-GB"/>
+        </w:rPr>
+      </w:pPr>
+      <w:proofErr w:type="spellStart"/>
+      <w:r>
+        <w:rPr>
+          <w:b/>
+          <w:bCs/>
+          <w:lang w:val="en-GB"/>
+        </w:rPr>
+        <w:t>Octapharma</w:t>
+      </w:r>
+      <w:proofErr w:type="spellEnd"/>
+      <w:r>
+        <w:rPr>
+          <w:b/>
+          <w:bCs/>
+          <w:lang w:val="en-GB"/>
+        </w:rPr>
+        <w:t xml:space="preserve"> AB</w:t>
+      </w:r>
+      <w:r>
+        <w:rPr>
+          <w:lang w:val="en-GB"/>
+        </w:rPr>
+        <w:t xml:space="preserve"> (Stockholm) – biopharmaceutical production, plasma</w:t>
+      </w:r>
+      <w:r>
+        <w:rPr>
+          <w:lang w:val="en-GB"/>
+        </w:rPr>
+        <w:noBreakHyphen/>
+        <w:t xml:space="preserve">derived materials </w:t>
+      </w:r>
+      <w:hyperlink r:id="rId20" w:history="1">
+        <w:r>
+          <w:rPr>
+            <w:rStyle w:val="Hyperlink"/>
+            <w:lang w:val="en-GB"/>
+          </w:rPr>
+          <w:t>[companydata.com]</w:t>
+        </w:r>
+      </w:hyperlink>
+    </w:p>
+    <w:p>
+      <w:pPr>
+        <w:numPr>
+          <w:ilvl w:val="0"/>
+          <w:numId w:val="19"/>
+        </w:numPr>
+        <w:rPr>
+          <w:lang w:val="en-GB"/>
+        </w:rPr>
+      </w:pPr>
+      <w:r>
+        <w:rPr>
+          <w:b/>
+          <w:bCs/>
+          <w:lang w:val="en-GB"/>
+        </w:rPr>
+        <w:t xml:space="preserve">APL – </w:t>
+      </w:r>
+      <w:proofErr w:type="spellStart"/>
+      <w:r>
+        <w:rPr>
+          <w:b/>
+          <w:bCs/>
+          <w:lang w:val="en-GB"/>
+        </w:rPr>
+        <w:t>Apotek</w:t>
+      </w:r>
+      <w:proofErr w:type="spellEnd"/>
+      <w:r>
+        <w:rPr>
+          <w:b/>
+          <w:bCs/>
+          <w:lang w:val="en-GB"/>
+        </w:rPr>
+        <w:t xml:space="preserve"> Produktion &amp; </w:t>
+      </w:r>
+      <w:proofErr w:type="spellStart"/>
+      <w:r>
+        <w:rPr>
+          <w:b/>
+          <w:bCs/>
+          <w:lang w:val="en-GB"/>
+        </w:rPr>
+        <w:t>Laboratorier</w:t>
+      </w:r>
+      <w:proofErr w:type="spellEnd"/>
+      <w:r>
+        <w:rPr>
+          <w:b/>
+          <w:bCs/>
+          <w:lang w:val="en-GB"/>
+        </w:rPr>
+        <w:t xml:space="preserve"> AB</w:t>
+      </w:r>
+      <w:r>
+        <w:rPr>
+          <w:lang w:val="en-GB"/>
+        </w:rPr>
+        <w:t xml:space="preserve"> (Huddinge) – pharmaceutical manufacturing and compounding </w:t>
+      </w:r>
+      <w:hyperlink r:id="rId21" w:history="1">
+        <w:r>
+          <w:rPr>
+            <w:rStyle w:val="Hyperlink"/>
+            <w:lang w:val="en-GB"/>
+          </w:rPr>
+          <w:t>[companydata.com]</w:t>
+        </w:r>
+      </w:hyperlink>
+    </w:p>
+    <w:p>
+      <w:pPr>
+        <w:numPr>
+          <w:ilvl w:val="0"/>
+          <w:numId w:val="19"/>
+        </w:numPr>
+        <w:rPr>
+          <w:lang w:val="en-GB"/>
+        </w:rPr>
+      </w:pPr>
+      <w:proofErr w:type="spellStart"/>
+      <w:r>
+        <w:rPr>
+          <w:b/>
+          <w:bCs/>
+          <w:lang w:val="en-GB"/>
+        </w:rPr>
+        <w:t>Recipharm</w:t>
+      </w:r>
+      <w:proofErr w:type="spellEnd"/>
+      <w:r>
+        <w:rPr>
+          <w:b/>
+          <w:bCs/>
+          <w:lang w:val="en-GB"/>
+        </w:rPr>
+        <w:t xml:space="preserve"> AB</w:t>
+      </w:r>
+      <w:r>
+        <w:rPr>
+          <w:lang w:val="en-GB"/>
+        </w:rPr>
+        <w:t xml:space="preserve"> (Jordbro) – contract pharmaceutical manufacturing (CDMO) </w:t>
+      </w:r>
+      <w:hyperlink r:id="rId22" w:history="1">
+        <w:r>
+          <w:rPr>
+            <w:rStyle w:val="Hyperlink"/>
+            <w:lang w:val="en-GB"/>
+          </w:rPr>
+          <w:t>[ensun.io]</w:t>
+        </w:r>
+      </w:hyperlink>
+    </w:p>
+    <w:p>
+      <w:pPr>
+        <w:numPr>
+          <w:ilvl w:val="0"/>
+          <w:numId w:val="19"/>
+        </w:numPr>
+        <w:rPr>
+          <w:lang w:val="en-GB"/>
+        </w:rPr>
+      </w:pPr>
+      <w:proofErr w:type="spellStart"/>
+      <w:r>
+        <w:rPr>
+          <w:b/>
+          <w:bCs/>
+          <w:lang w:val="en-GB"/>
+        </w:rPr>
+        <w:t>Cederroth</w:t>
+      </w:r>
+      <w:proofErr w:type="spellEnd"/>
+      <w:r>
+        <w:rPr>
+          <w:b/>
+          <w:bCs/>
+          <w:lang w:val="en-GB"/>
+        </w:rPr>
+        <w:t xml:space="preserve"> / Orkla Health</w:t>
+      </w:r>
+      <w:r>
+        <w:rPr>
+          <w:lang w:val="en-GB"/>
+        </w:rPr>
+        <w:t xml:space="preserve"> (Stockholm region) – consumer chemicals and hygiene products </w:t>
+      </w:r>
+      <w:hyperlink r:id="rId23" w:history="1">
+        <w:r>
+          <w:rPr>
+            <w:rStyle w:val="Hyperlink"/>
+            <w:lang w:val="en-GB"/>
+          </w:rPr>
+          <w:t>[pharmchoices.com]</w:t>
+        </w:r>
+      </w:hyperlink>
     </w:p>
     <w:p>
       <w:pPr>
@@ -10093,7 +10398,7 @@
           <w:lang w:val="en-GB"/>
         </w:rPr>
         <w:pict w14:anchorId="6E435815">
-          <v:rect id="_x0000_i1028" style="width:0;height:1.5pt" o:hralign="center" o:hrstd="t" o:hr="t" fillcolor="#a0a0a0" stroked="f"/>
+          <v:rect id="_x0000_i1164" style="width:0;height:1.5pt" o:hralign="center" o:hrstd="t" o:hr="t" fillcolor="#a0a0a0" stroked="f"/>
         </w:pict>
       </w:r>
     </w:p>
@@ -10220,8 +10525,8 @@
         <w:tblLook w:val="04A0" w:firstRow="1" w:lastRow="0" w:firstColumn="1" w:lastColumn="0" w:noHBand="0" w:noVBand="1"/>
       </w:tblPr>
       <w:tblGrid>
-        <w:gridCol w:w="3323"/>
-        <w:gridCol w:w="3945"/>
+        <w:gridCol w:w="3642"/>
+        <w:gridCol w:w="4089"/>
       </w:tblGrid>
       <w:tr>
         <w:trPr>
@@ -10587,6 +10892,7 @@
           <w:bCs/>
           <w:lang w:val="en-GB"/>
         </w:rPr>
+        <w:lastRenderedPageBreak/>
         <w:t>Octapharma</w:t>
       </w:r>
       <w:proofErr w:type="spellEnd"/>
@@ -10751,7 +11057,7 @@
           <w:lang w:val="en-GB"/>
         </w:rPr>
         <w:pict w14:anchorId="6A80DE40">
-          <v:rect id="_x0000_i1029" style="width:0;height:1.5pt" o:hralign="center" o:hrstd="t" o:hr="t" fillcolor="#a0a0a0" stroked="f"/>
+          <v:rect id="_x0000_i1165" style="width:0;height:1.5pt" o:hralign="center" o:hrstd="t" o:hr="t" fillcolor="#a0a0a0" stroked="f"/>
         </w:pict>
       </w:r>
     </w:p>
@@ -10887,7 +11193,7 @@
         <w:noBreakHyphen/>
         <w:t xml:space="preserve">intensive products </w:t>
       </w:r>
-      <w:hyperlink r:id="rId19" w:history="1">
+      <w:hyperlink r:id="rId24" w:history="1">
         <w:r>
           <w:rPr>
             <w:rStyle w:val="Hyperlink"/>
@@ -10921,7 +11227,7 @@
         </w:rPr>
         <w:t xml:space="preserve"> (Södertälje) – heavy machinery maintenance, metal parts </w:t>
       </w:r>
-      <w:hyperlink r:id="rId20" w:history="1">
+      <w:hyperlink r:id="rId25" w:history="1">
         <w:r>
           <w:rPr>
             <w:rStyle w:val="Hyperlink"/>
@@ -10955,7 +11261,7 @@
         </w:rPr>
         <w:t xml:space="preserve"> (Solna) – forklifts, logistics machinery </w:t>
       </w:r>
-      <w:hyperlink r:id="rId21" w:history="1">
+      <w:hyperlink r:id="rId26" w:history="1">
         <w:r>
           <w:rPr>
             <w:rStyle w:val="Hyperlink"/>
@@ -10989,7 +11295,7 @@
         </w:rPr>
         <w:t xml:space="preserve"> (Stockholm HQ) – industrial machinery, compressed air systems </w:t>
       </w:r>
-      <w:hyperlink r:id="rId22" w:history="1">
+      <w:hyperlink r:id="rId27" w:history="1">
         <w:r>
           <w:rPr>
             <w:rStyle w:val="Hyperlink"/>
@@ -11037,7 +11343,7 @@
         </w:rPr>
         <w:t xml:space="preserve">) – precision metal tooling and fixtures </w:t>
       </w:r>
-      <w:hyperlink r:id="rId23" w:history="1">
+      <w:hyperlink r:id="rId28" w:history="1">
         <w:r>
           <w:rPr>
             <w:rStyle w:val="Hyperlink"/>
@@ -11105,8 +11411,8 @@
         <w:tblLook w:val="04A0" w:firstRow="1" w:lastRow="0" w:firstColumn="1" w:lastColumn="0" w:noHBand="0" w:noVBand="1"/>
       </w:tblPr>
       <w:tblGrid>
-        <w:gridCol w:w="2850"/>
-        <w:gridCol w:w="3666"/>
+        <w:gridCol w:w="3169"/>
+        <w:gridCol w:w="3947"/>
       </w:tblGrid>
       <w:tr>
         <w:trPr>
@@ -11324,6 +11630,7 @@
                 <w:bCs/>
                 <w:lang w:val="en-GB"/>
               </w:rPr>
+              <w:lastRenderedPageBreak/>
               <w:t>Copper &amp; alloys</w:t>
             </w:r>
           </w:p>
@@ -11610,7 +11917,7 @@
           <w:lang w:val="en-GB"/>
         </w:rPr>
         <w:pict w14:anchorId="6CDB2B8B">
-          <v:rect id="_x0000_i1030" style="width:0;height:1.5pt" o:hralign="center" o:hrstd="t" o:hr="t" fillcolor="#a0a0a0" stroked="f"/>
+          <v:rect id="_x0000_i1166" style="width:0;height:1.5pt" o:hralign="center" o:hrstd="t" o:hr="t" fillcolor="#a0a0a0" stroked="f"/>
         </w:pict>
       </w:r>
     </w:p>
@@ -11768,7 +12075,7 @@
         <w:noBreakHyphen/>
         <w:t xml:space="preserve">based materials </w:t>
       </w:r>
-      <w:hyperlink r:id="rId24" w:history="1">
+      <w:hyperlink r:id="rId29" w:history="1">
         <w:r>
           <w:rPr>
             <w:rStyle w:val="Hyperlink"/>
@@ -11812,7 +12119,7 @@
         </w:rPr>
         <w:t xml:space="preserve"> (Stockholm HQ) – packaging paper and board </w:t>
       </w:r>
-      <w:hyperlink r:id="rId25" w:history="1">
+      <w:hyperlink r:id="rId30" w:history="1">
         <w:r>
           <w:rPr>
             <w:rStyle w:val="Hyperlink"/>
@@ -11846,7 +12153,7 @@
         </w:rPr>
         <w:t xml:space="preserve"> (Stockholm HQ) – paper and packaging materials </w:t>
       </w:r>
-      <w:hyperlink r:id="rId26" w:history="1">
+      <w:hyperlink r:id="rId31" w:history="1">
         <w:r>
           <w:rPr>
             <w:rStyle w:val="Hyperlink"/>
@@ -11904,7 +12211,7 @@
         <w:noBreakHyphen/>
         <w:t xml:space="preserve">cellulose recycling (emerging circular flow) </w:t>
       </w:r>
-      <w:hyperlink r:id="rId27" w:history="1">
+      <w:hyperlink r:id="rId32" w:history="1">
         <w:r>
           <w:rPr>
             <w:rStyle w:val="Hyperlink"/>
@@ -11938,7 +12245,7 @@
         </w:rPr>
         <w:t xml:space="preserve"> (Stockholm sales presence) – paperboard products </w:t>
       </w:r>
-      <w:hyperlink r:id="rId28" w:history="1">
+      <w:hyperlink r:id="rId33" w:history="1">
         <w:r>
           <w:rPr>
             <w:rStyle w:val="Hyperlink"/>
@@ -11999,8 +12306,8 @@
         <w:tblLook w:val="04A0" w:firstRow="1" w:lastRow="0" w:firstColumn="1" w:lastColumn="0" w:noHBand="0" w:noVBand="1"/>
       </w:tblPr>
       <w:tblGrid>
-        <w:gridCol w:w="2728"/>
-        <w:gridCol w:w="3666"/>
+        <w:gridCol w:w="3038"/>
+        <w:gridCol w:w="3947"/>
       </w:tblGrid>
       <w:tr>
         <w:trPr>
@@ -12034,6 +12341,7 @@
                 <w:bCs/>
                 <w:lang w:val="en-GB"/>
               </w:rPr>
+              <w:lastRenderedPageBreak/>
               <w:t>Material</w:t>
             </w:r>
           </w:p>
@@ -12531,7 +12839,7 @@
           <w:lang w:val="en-GB"/>
         </w:rPr>
         <w:pict w14:anchorId="2F225BB9">
-          <v:rect id="_x0000_i1031" style="width:0;height:1.5pt" o:hralign="center" o:hrstd="t" o:hr="t" fillcolor="#a0a0a0" stroked="f"/>
+          <v:rect id="_x0000_i1167" style="width:0;height:1.5pt" o:hralign="center" o:hrstd="t" o:hr="t" fillcolor="#a0a0a0" stroked="f"/>
         </w:pict>
       </w:r>
     </w:p>
@@ -12684,7 +12992,7 @@
         </w:rPr>
         <w:t xml:space="preserve"> – municipal waste, recycling, and treatment </w:t>
       </w:r>
-      <w:hyperlink r:id="rId29" w:history="1">
+      <w:hyperlink r:id="rId34" w:history="1">
         <w:r>
           <w:rPr>
             <w:rStyle w:val="Hyperlink"/>
@@ -12699,7 +13007,7 @@
         </w:rPr>
         <w:t xml:space="preserve">, </w:t>
       </w:r>
-      <w:hyperlink r:id="rId30" w:history="1">
+      <w:hyperlink r:id="rId35" w:history="1">
         <w:r>
           <w:rPr>
             <w:rStyle w:val="Hyperlink"/>
@@ -12763,7 +13071,7 @@
         </w:rPr>
         <w:t xml:space="preserve">) – industrial and commercial waste streams </w:t>
       </w:r>
-      <w:hyperlink r:id="rId31" w:history="1">
+      <w:hyperlink r:id="rId36" w:history="1">
         <w:r>
           <w:rPr>
             <w:rStyle w:val="Hyperlink"/>
@@ -12778,7 +13086,7 @@
         </w:rPr>
         <w:t xml:space="preserve">, </w:t>
       </w:r>
-      <w:hyperlink r:id="rId32" w:history="1">
+      <w:hyperlink r:id="rId37" w:history="1">
         <w:r>
           <w:rPr>
             <w:rStyle w:val="Hyperlink"/>
@@ -12822,7 +13130,7 @@
         </w:rPr>
         <w:t xml:space="preserve"> (Stockholm) – automated waste collection systems </w:t>
       </w:r>
-      <w:hyperlink r:id="rId33" w:history="1">
+      <w:hyperlink r:id="rId38" w:history="1">
         <w:r>
           <w:rPr>
             <w:rStyle w:val="Hyperlink"/>
@@ -12856,7 +13164,7 @@
         </w:rPr>
         <w:t xml:space="preserve"> – metals, paper, plastics recycling (regional operations) </w:t>
       </w:r>
-      <w:hyperlink r:id="rId34" w:history="1">
+      <w:hyperlink r:id="rId39" w:history="1">
         <w:r>
           <w:rPr>
             <w:rStyle w:val="Hyperlink"/>
@@ -12883,6 +13191,7 @@
           <w:bCs/>
           <w:lang w:val="en-GB"/>
         </w:rPr>
+        <w:lastRenderedPageBreak/>
         <w:t>Tysslinge</w:t>
       </w:r>
       <w:proofErr w:type="spellEnd"/>
@@ -12918,7 +13227,7 @@
         </w:rPr>
         <w:t xml:space="preserve"> (Södertälje area) – construction and bulk waste flows </w:t>
       </w:r>
-      <w:hyperlink r:id="rId35" w:history="1">
+      <w:hyperlink r:id="rId40" w:history="1">
         <w:r>
           <w:rPr>
             <w:rStyle w:val="Hyperlink"/>
@@ -12979,8 +13288,8 @@
         <w:tblLook w:val="04A0" w:firstRow="1" w:lastRow="0" w:firstColumn="1" w:lastColumn="0" w:noHBand="0" w:noVBand="1"/>
       </w:tblPr>
       <w:tblGrid>
-        <w:gridCol w:w="2462"/>
-        <w:gridCol w:w="3666"/>
+        <w:gridCol w:w="2706"/>
+        <w:gridCol w:w="3947"/>
       </w:tblGrid>
       <w:tr>
         <w:trPr>
@@ -13449,7 +13758,7 @@
           <w:lang w:val="en-GB"/>
         </w:rPr>
         <w:pict w14:anchorId="54259528">
-          <v:rect id="_x0000_i1032" style="width:0;height:1.5pt" o:hralign="center" o:hrstd="t" o:hr="t" fillcolor="#a0a0a0" stroked="f"/>
+          <v:rect id="_x0000_i1168" style="width:0;height:1.5pt" o:hralign="center" o:hrstd="t" o:hr="t" fillcolor="#a0a0a0" stroked="f"/>
         </w:pict>
       </w:r>
     </w:p>
@@ -13480,6 +13789,7 @@
         <w:rPr>
           <w:lang w:val="en-GB"/>
         </w:rPr>
+        <w:lastRenderedPageBreak/>
         <w:drawing>
           <wp:inline distT="0" distB="0" distL="0" distR="0" wp14:anchorId="75D93062" wp14:editId="49DCA916">
             <wp:extent cx="5943600" cy="2948305"/>
@@ -13496,7 +13806,7 @@
                     <pic:cNvPicPr/>
                   </pic:nvPicPr>
                   <pic:blipFill>
-                    <a:blip r:embed="rId36"/>
+                    <a:blip r:embed="rId41"/>
                     <a:stretch>
                       <a:fillRect/>
                     </a:stretch>
@@ -13540,6 +13850,58 @@
     </w:sectPr>
   </w:body>
 </w:document>
+</file>
+
+<file path=word/comments.xml><?xml version="1.0" encoding="utf-8"?>
+<w:comments xmlns:wpc="http://schemas.microsoft.com/office/word/2010/wordprocessingCanvas" xmlns:cx="http://schemas.microsoft.com/office/drawing/2014/chartex" xmlns:cx1="http://schemas.microsoft.com/office/drawing/2015/9/8/chartex" xmlns:cx2="http://schemas.microsoft.com/office/drawing/2015/10/21/chartex" xmlns:cx3="http://schemas.microsoft.com/office/drawing/2016/5/9/chartex" xmlns:cx4="http://schemas.microsoft.com/office/drawing/2016/5/10/chartex" xmlns:cx5="http://schemas.microsoft.com/office/drawing/2016/5/11/chartex" xmlns:cx6="http://schemas.microsoft.com/office/drawing/2016/5/12/chartex" xmlns:cx7="http://schemas.microsoft.com/office/drawing/2016/5/13/chartex" xmlns:cx8="http://schemas.microsoft.com/office/drawing/2016/5/14/chartex" xmlns:mc="http://schemas.openxmlformats.org/markup-compatibility/2006" xmlns:aink="http://schemas.microsoft.com/office/drawing/2016/ink" xmlns:am3d="http://schemas.microsoft.com/office/drawing/2017/model3d" xmlns:o="urn:schemas-microsoft-com:office:office" xmlns:oel="http://schemas.microsoft.com/office/2019/extlst" xmlns:r="http://schemas.openxmlformats.org/officeDocument/2006/relationships" xmlns:m="http://schemas.openxmlformats.org/officeDocument/2006/math" xmlns:v="urn:schemas-microsoft-com:vml" xmlns:wp14="http://schemas.microsoft.com/office/word/2010/wordprocessingDrawing" xmlns:wp="http://schemas.openxmlformats.org/drawingml/2006/wordprocessingDrawing" xmlns:w10="urn:schemas-microsoft-com:office:word" xmlns:w="http://schemas.openxmlformats.org/wordprocessingml/2006/main" xmlns:w14="http://schemas.microsoft.com/office/word/2010/wordml" xmlns:w15="http://schemas.microsoft.com/office/word/2012/wordml" xmlns:w16cex="http://schemas.microsoft.com/office/word/2018/wordml/cex" xmlns:w16cid="http://schemas.microsoft.com/office/word/2016/wordml/cid" xmlns:w16="http://schemas.microsoft.com/office/word/2018/wordml" xmlns:w16du="http://schemas.microsoft.com/office/word/2023/wordml/word16du" xmlns:w16sdtdh="http://schemas.microsoft.com/office/word/2020/wordml/sdtdatahash" xmlns:w16sdtfl="http://schemas.microsoft.com/office/word/2024/wordml/sdtformatlock" xmlns:w16se="http://schemas.microsoft.com/office/word/2015/wordml/symex" xmlns:wpg="http://schemas.microsoft.com/office/word/2010/wordprocessingGroup" xmlns:wpi="http://schemas.microsoft.com/office/word/2010/wordprocessingInk" xmlns:wne="http://schemas.microsoft.com/office/word/2006/wordml" xmlns:wps="http://schemas.microsoft.com/office/word/2010/wordprocessingShape" mc:Ignorable="w14 w15 w16se w16cid w16 w16cex w16sdtdh w16sdtfl w16du wp14">
+  <w:comment w:id="0" w:author="Derek Diener" w:date="2026-04-17T09:19:00Z" w:initials="DD">
+    <w:p>
+      <w:pPr>
+        <w:pStyle w:val="CommentText"/>
+      </w:pPr>
+      <w:r>
+        <w:rPr>
+          <w:rStyle w:val="CommentReference"/>
+        </w:rPr>
+        <w:annotationRef/>
+      </w:r>
+      <w:r>
+        <w:t>We’re describing assessing both flows and here, stocks.</w:t>
+      </w:r>
+    </w:p>
+    <w:p>
+      <w:pPr>
+        <w:pStyle w:val="CommentText"/>
+      </w:pPr>
+    </w:p>
+    <w:p>
+      <w:pPr>
+        <w:pStyle w:val="CommentText"/>
+      </w:pPr>
+      <w:r>
+        <w:t xml:space="preserve">We’ll have to discuss more… Assessing only flows OR assessing stocks too (during their residence). </w:t>
+      </w:r>
+    </w:p>
+  </w:comment>
+</w:comments>
+</file>
+
+<file path=word/commentsExtended.xml><?xml version="1.0" encoding="utf-8"?>
+<w15:commentsEx xmlns:wpc="http://schemas.microsoft.com/office/word/2010/wordprocessingCanvas" xmlns:cx="http://schemas.microsoft.com/office/drawing/2014/chartex" xmlns:cx1="http://schemas.microsoft.com/office/drawing/2015/9/8/chartex" xmlns:cx2="http://schemas.microsoft.com/office/drawing/2015/10/21/chartex" xmlns:cx3="http://schemas.microsoft.com/office/drawing/2016/5/9/chartex" xmlns:cx4="http://schemas.microsoft.com/office/drawing/2016/5/10/chartex" xmlns:cx5="http://schemas.microsoft.com/office/drawing/2016/5/11/chartex" xmlns:cx6="http://schemas.microsoft.com/office/drawing/2016/5/12/chartex" xmlns:cx7="http://schemas.microsoft.com/office/drawing/2016/5/13/chartex" xmlns:cx8="http://schemas.microsoft.com/office/drawing/2016/5/14/chartex" xmlns:mc="http://schemas.openxmlformats.org/markup-compatibility/2006" xmlns:aink="http://schemas.microsoft.com/office/drawing/2016/ink" xmlns:am3d="http://schemas.microsoft.com/office/drawing/2017/model3d" xmlns:o="urn:schemas-microsoft-com:office:office" xmlns:oel="http://schemas.microsoft.com/office/2019/extlst" xmlns:r="http://schemas.openxmlformats.org/officeDocument/2006/relationships" xmlns:m="http://schemas.openxmlformats.org/officeDocument/2006/math" xmlns:v="urn:schemas-microsoft-com:vml" xmlns:wp14="http://schemas.microsoft.com/office/word/2010/wordprocessingDrawing" xmlns:wp="http://schemas.openxmlformats.org/drawingml/2006/wordprocessingDrawing" xmlns:w10="urn:schemas-microsoft-com:office:word" xmlns:w="http://schemas.openxmlformats.org/wordprocessingml/2006/main" xmlns:w14="http://schemas.microsoft.com/office/word/2010/wordml" xmlns:w15="http://schemas.microsoft.com/office/word/2012/wordml" xmlns:w16cex="http://schemas.microsoft.com/office/word/2018/wordml/cex" xmlns:w16cid="http://schemas.microsoft.com/office/word/2016/wordml/cid" xmlns:w16="http://schemas.microsoft.com/office/word/2018/wordml" xmlns:w16du="http://schemas.microsoft.com/office/word/2023/wordml/word16du" xmlns:w16sdtdh="http://schemas.microsoft.com/office/word/2020/wordml/sdtdatahash" xmlns:w16sdtfl="http://schemas.microsoft.com/office/word/2024/wordml/sdtformatlock" xmlns:w16se="http://schemas.microsoft.com/office/word/2015/wordml/symex" xmlns:wpg="http://schemas.microsoft.com/office/word/2010/wordprocessingGroup" xmlns:wpi="http://schemas.microsoft.com/office/word/2010/wordprocessingInk" xmlns:wne="http://schemas.microsoft.com/office/word/2006/wordml" xmlns:wps="http://schemas.microsoft.com/office/word/2010/wordprocessingShape" mc:Ignorable="w14 w15 w16se w16cid w16 w16cex w16sdtdh w16sdtfl w16du wp14">
+  <w15:commentEx w15:paraId="4916144B" w15:done="0"/>
+</w15:commentsEx>
+</file>
+
+<file path=word/commentsExtensible.xml><?xml version="1.0" encoding="utf-8"?>
+<w16cex:commentsExtensible xmlns:wpc="http://schemas.microsoft.com/office/word/2010/wordprocessingCanvas" xmlns:cx="http://schemas.microsoft.com/office/drawing/2014/chartex" xmlns:cx1="http://schemas.microsoft.com/office/drawing/2015/9/8/chartex" xmlns:cx2="http://schemas.microsoft.com/office/drawing/2015/10/21/chartex" xmlns:cx3="http://schemas.microsoft.com/office/drawing/2016/5/9/chartex" xmlns:cx4="http://schemas.microsoft.com/office/drawing/2016/5/10/chartex" xmlns:cx5="http://schemas.microsoft.com/office/drawing/2016/5/11/chartex" xmlns:cx6="http://schemas.microsoft.com/office/drawing/2016/5/12/chartex" xmlns:cx7="http://schemas.microsoft.com/office/drawing/2016/5/13/chartex" xmlns:cx8="http://schemas.microsoft.com/office/drawing/2016/5/14/chartex" xmlns:cr="http://schemas.microsoft.com/office/comments/2020/reactions" xmlns:mc="http://schemas.openxmlformats.org/markup-compatibility/2006" xmlns:aink="http://schemas.microsoft.com/office/drawing/2016/ink" xmlns:am3d="http://schemas.microsoft.com/office/drawing/2017/model3d" xmlns:o="urn:schemas-microsoft-com:office:office" xmlns:oel="http://schemas.microsoft.com/office/2019/extlst" xmlns:r="http://schemas.openxmlformats.org/officeDocument/2006/relationships" xmlns:m="http://schemas.openxmlformats.org/officeDocument/2006/math" xmlns:v="urn:schemas-microsoft-com:vml" xmlns:wp14="http://schemas.microsoft.com/office/word/2010/wordprocessingDrawing" xmlns:wp="http://schemas.openxmlformats.org/drawingml/2006/wordprocessingDrawing" xmlns:w10="urn:schemas-microsoft-com:office:word" xmlns:w="http://schemas.openxmlformats.org/wordprocessingml/2006/main" xmlns:w14="http://schemas.microsoft.com/office/word/2010/wordml" xmlns:w15="http://schemas.microsoft.com/office/word/2012/wordml" xmlns:w16cex="http://schemas.microsoft.com/office/word/2018/wordml/cex" xmlns:w16cid="http://schemas.microsoft.com/office/word/2016/wordml/cid" xmlns:w16="http://schemas.microsoft.com/office/word/2018/wordml" xmlns:w16du="http://schemas.microsoft.com/office/word/2023/wordml/word16du" xmlns:w16sdtdh="http://schemas.microsoft.com/office/word/2020/wordml/sdtdatahash" xmlns:w16sdtfl="http://schemas.microsoft.com/office/word/2024/wordml/sdtformatlock" xmlns:w16se="http://schemas.microsoft.com/office/word/2015/wordml/symex" xmlns:wpg="http://schemas.microsoft.com/office/word/2010/wordprocessingGroup" xmlns:wpi="http://schemas.microsoft.com/office/word/2010/wordprocessingInk" xmlns:wne="http://schemas.microsoft.com/office/word/2006/wordml" xmlns:wps="http://schemas.microsoft.com/office/word/2010/wordprocessingShape" mc:Ignorable="w14 w15 w16se w16cid w16 w16cex w16sdtdh w16sdtfl cr w16du wp14">
+  <w16cex:commentExtensible w16cex:durableId="3AB9065D" w16cex:dateUtc="2026-04-17T07:19:00Z"/>
+</w16cex:commentsExtensible>
+</file>
+
+<file path=word/commentsIds.xml><?xml version="1.0" encoding="utf-8"?>
+<w16cid:commentsIds xmlns:wpc="http://schemas.microsoft.com/office/word/2010/wordprocessingCanvas" xmlns:cx="http://schemas.microsoft.com/office/drawing/2014/chartex" xmlns:cx1="http://schemas.microsoft.com/office/drawing/2015/9/8/chartex" xmlns:cx2="http://schemas.microsoft.com/office/drawing/2015/10/21/chartex" xmlns:cx3="http://schemas.microsoft.com/office/drawing/2016/5/9/chartex" xmlns:cx4="http://schemas.microsoft.com/office/drawing/2016/5/10/chartex" xmlns:cx5="http://schemas.microsoft.com/office/drawing/2016/5/11/chartex" xmlns:cx6="http://schemas.microsoft.com/office/drawing/2016/5/12/chartex" xmlns:cx7="http://schemas.microsoft.com/office/drawing/2016/5/13/chartex" xmlns:cx8="http://schemas.microsoft.com/office/drawing/2016/5/14/chartex" xmlns:mc="http://schemas.openxmlformats.org/markup-compatibility/2006" xmlns:aink="http://schemas.microsoft.com/office/drawing/2016/ink" xmlns:am3d="http://schemas.microsoft.com/office/drawing/2017/model3d" xmlns:o="urn:schemas-microsoft-com:office:office" xmlns:oel="http://schemas.microsoft.com/office/2019/extlst" xmlns:r="http://schemas.openxmlformats.org/officeDocument/2006/relationships" xmlns:m="http://schemas.openxmlformats.org/officeDocument/2006/math" xmlns:v="urn:schemas-microsoft-com:vml" xmlns:wp14="http://schemas.microsoft.com/office/word/2010/wordprocessingDrawing" xmlns:wp="http://schemas.openxmlformats.org/drawingml/2006/wordprocessingDrawing" xmlns:w10="urn:schemas-microsoft-com:office:word" xmlns:w="http://schemas.openxmlformats.org/wordprocessingml/2006/main" xmlns:w14="http://schemas.microsoft.com/office/word/2010/wordml" xmlns:w15="http://schemas.microsoft.com/office/word/2012/wordml" xmlns:w16cex="http://schemas.microsoft.com/office/word/2018/wordml/cex" xmlns:w16cid="http://schemas.microsoft.com/office/word/2016/wordml/cid" xmlns:w16="http://schemas.microsoft.com/office/word/2018/wordml" xmlns:w16du="http://schemas.microsoft.com/office/word/2023/wordml/word16du" xmlns:w16sdtdh="http://schemas.microsoft.com/office/word/2020/wordml/sdtdatahash" xmlns:w16sdtfl="http://schemas.microsoft.com/office/word/2024/wordml/sdtformatlock" xmlns:w16se="http://schemas.microsoft.com/office/word/2015/wordml/symex" xmlns:wpg="http://schemas.microsoft.com/office/word/2010/wordprocessingGroup" xmlns:wpi="http://schemas.microsoft.com/office/word/2010/wordprocessingInk" xmlns:wne="http://schemas.microsoft.com/office/word/2006/wordml" xmlns:wps="http://schemas.microsoft.com/office/word/2010/wordprocessingShape" mc:Ignorable="w14 w15 w16se w16cid w16 w16cex w16sdtdh w16sdtfl w16du wp14">
+  <w16cid:commentId w16cid:paraId="4916144B" w16cid:durableId="3AB9065D"/>
+</w16cid:commentsIds>
 </file>
 
 <file path=word/numbering.xml><?xml version="1.0" encoding="utf-8"?>
@@ -18745,6 +19107,14 @@
     <w:abstractNumId w:val="3"/>
   </w:num>
 </w:numbering>
+</file>
+
+<file path=word/people.xml><?xml version="1.0" encoding="utf-8"?>
+<w15:people xmlns:wpc="http://schemas.microsoft.com/office/word/2010/wordprocessingCanvas" xmlns:cx="http://schemas.microsoft.com/office/drawing/2014/chartex" xmlns:cx1="http://schemas.microsoft.com/office/drawing/2015/9/8/chartex" xmlns:cx2="http://schemas.microsoft.com/office/drawing/2015/10/21/chartex" xmlns:cx3="http://schemas.microsoft.com/office/drawing/2016/5/9/chartex" xmlns:cx4="http://schemas.microsoft.com/office/drawing/2016/5/10/chartex" xmlns:cx5="http://schemas.microsoft.com/office/drawing/2016/5/11/chartex" xmlns:cx6="http://schemas.microsoft.com/office/drawing/2016/5/12/chartex" xmlns:cx7="http://schemas.microsoft.com/office/drawing/2016/5/13/chartex" xmlns:cx8="http://schemas.microsoft.com/office/drawing/2016/5/14/chartex" xmlns:mc="http://schemas.openxmlformats.org/markup-compatibility/2006" xmlns:aink="http://schemas.microsoft.com/office/drawing/2016/ink" xmlns:am3d="http://schemas.microsoft.com/office/drawing/2017/model3d" xmlns:o="urn:schemas-microsoft-com:office:office" xmlns:oel="http://schemas.microsoft.com/office/2019/extlst" xmlns:r="http://schemas.openxmlformats.org/officeDocument/2006/relationships" xmlns:m="http://schemas.openxmlformats.org/officeDocument/2006/math" xmlns:v="urn:schemas-microsoft-com:vml" xmlns:wp14="http://schemas.microsoft.com/office/word/2010/wordprocessingDrawing" xmlns:wp="http://schemas.openxmlformats.org/drawingml/2006/wordprocessingDrawing" xmlns:w10="urn:schemas-microsoft-com:office:word" xmlns:w="http://schemas.openxmlformats.org/wordprocessingml/2006/main" xmlns:w14="http://schemas.microsoft.com/office/word/2010/wordml" xmlns:w15="http://schemas.microsoft.com/office/word/2012/wordml" xmlns:w16cex="http://schemas.microsoft.com/office/word/2018/wordml/cex" xmlns:w16cid="http://schemas.microsoft.com/office/word/2016/wordml/cid" xmlns:w16="http://schemas.microsoft.com/office/word/2018/wordml" xmlns:w16du="http://schemas.microsoft.com/office/word/2023/wordml/word16du" xmlns:w16sdtdh="http://schemas.microsoft.com/office/word/2020/wordml/sdtdatahash" xmlns:w16sdtfl="http://schemas.microsoft.com/office/word/2024/wordml/sdtformatlock" xmlns:w16se="http://schemas.microsoft.com/office/word/2015/wordml/symex" xmlns:wpg="http://schemas.microsoft.com/office/word/2010/wordprocessingGroup" xmlns:wpi="http://schemas.microsoft.com/office/word/2010/wordprocessingInk" xmlns:wne="http://schemas.microsoft.com/office/word/2006/wordml" xmlns:wps="http://schemas.microsoft.com/office/word/2010/wordprocessingShape" mc:Ignorable="w14 w15 w16se w16cid w16 w16cex w16sdtdh w16sdtfl w16du wp14">
+  <w15:person w15:author="Derek Diener">
+    <w15:presenceInfo w15:providerId="AD" w15:userId="S::derek.diener@ri.se::d966d2f8-5c7f-45a2-a09b-c42a8fe19a94"/>
+  </w15:person>
+</w15:people>
 </file>
 
 <file path=word/styles.xml><?xml version="1.0" encoding="utf-8"?>
@@ -19323,6 +19693,87 @@
       <w:shd w:val="clear" w:color="auto" w:fill="E1DFDD"/>
     </w:rPr>
   </w:style>
+  <w:style w:type="paragraph" w:styleId="NormalWeb">
+    <w:name w:val="Normal (Web)"/>
+    <w:basedOn w:val="Normal"/>
+    <w:uiPriority w:val="99"/>
+    <w:semiHidden/>
+    <w:unhideWhenUsed/>
+    <w:rsid w:val="00A25069"/>
+    <w:pPr>
+      <w:spacing w:before="100" w:beforeAutospacing="1" w:after="100" w:afterAutospacing="1" w:line="240" w:lineRule="auto"/>
+    </w:pPr>
+    <w:rPr>
+      <w:rFonts w:ascii="Times New Roman" w:eastAsia="Times New Roman" w:hAnsi="Times New Roman" w:cs="Times New Roman"/>
+      <w:lang w:val="en-GB" w:eastAsia="en-GB"/>
+    </w:rPr>
+  </w:style>
+  <w:style w:type="character" w:styleId="CommentReference">
+    <w:name w:val="annotation reference"/>
+    <w:basedOn w:val="DefaultParagraphFont"/>
+    <w:uiPriority w:val="99"/>
+    <w:semiHidden/>
+    <w:unhideWhenUsed/>
+    <w:rsid w:val="00102F43"/>
+    <w:rPr>
+      <w:sz w:val="16"/>
+      <w:szCs w:val="16"/>
+    </w:rPr>
+  </w:style>
+  <w:style w:type="paragraph" w:styleId="CommentText">
+    <w:name w:val="annotation text"/>
+    <w:basedOn w:val="Normal"/>
+    <w:link w:val="CommentTextChar"/>
+    <w:uiPriority w:val="99"/>
+    <w:unhideWhenUsed/>
+    <w:rsid w:val="00102F43"/>
+    <w:pPr>
+      <w:spacing w:line="240" w:lineRule="auto"/>
+    </w:pPr>
+    <w:rPr>
+      <w:sz w:val="20"/>
+      <w:szCs w:val="20"/>
+    </w:rPr>
+  </w:style>
+  <w:style w:type="character" w:customStyle="1" w:styleId="CommentTextChar">
+    <w:name w:val="Comment Text Char"/>
+    <w:basedOn w:val="DefaultParagraphFont"/>
+    <w:link w:val="CommentText"/>
+    <w:uiPriority w:val="99"/>
+    <w:rsid w:val="00102F43"/>
+    <w:rPr>
+      <w:sz w:val="20"/>
+      <w:szCs w:val="20"/>
+    </w:rPr>
+  </w:style>
+  <w:style w:type="paragraph" w:styleId="CommentSubject">
+    <w:name w:val="annotation subject"/>
+    <w:basedOn w:val="CommentText"/>
+    <w:next w:val="CommentText"/>
+    <w:link w:val="CommentSubjectChar"/>
+    <w:uiPriority w:val="99"/>
+    <w:semiHidden/>
+    <w:unhideWhenUsed/>
+    <w:rsid w:val="00102F43"/>
+    <w:rPr>
+      <w:b/>
+      <w:bCs/>
+    </w:rPr>
+  </w:style>
+  <w:style w:type="character" w:customStyle="1" w:styleId="CommentSubjectChar">
+    <w:name w:val="Comment Subject Char"/>
+    <w:basedOn w:val="CommentTextChar"/>
+    <w:link w:val="CommentSubject"/>
+    <w:uiPriority w:val="99"/>
+    <w:semiHidden/>
+    <w:rsid w:val="00102F43"/>
+    <w:rPr>
+      <w:b/>
+      <w:bCs/>
+      <w:sz w:val="20"/>
+      <w:szCs w:val="20"/>
+    </w:rPr>
+  </w:style>
 </w:styles>
 </file>
 
@@ -19588,6 +20039,15 @@
 </file>
 
 <file path=customXml/item1.xml><?xml version="1.0" encoding="utf-8"?>
+<?mso-contentType ?>
+<FormTemplates xmlns="http://schemas.microsoft.com/sharepoint/v3/contenttype/forms">
+  <Display>DocumentLibraryForm</Display>
+  <Edit>DocumentLibraryForm</Edit>
+  <New>DocumentLibraryForm</New>
+</FormTemplates>
+</file>
+
+<file path=customXml/item2.xml><?xml version="1.0" encoding="utf-8"?>
 <ct:contentTypeSchema xmlns:ct="http://schemas.microsoft.com/office/2006/metadata/contentType" xmlns:ma="http://schemas.microsoft.com/office/2006/metadata/properties/metaAttributes" ct:_="" ma:_="" ma:contentTypeName="dokument" ma:contentTypeID="0x0101000407A31F7438F04D85E8AF2F19DA157F" ma:contentTypeVersion="10" ma:contentTypeDescription="Skapa ett nytt dokument." ma:contentTypeScope="" ma:versionID="6957dc20ec66963af8ad08db7707501f">
   <xsd:schema xmlns:xsd="http://www.w3.org/2001/XMLSchema" xmlns:xs="http://www.w3.org/2001/XMLSchema" xmlns:p="http://schemas.microsoft.com/office/2006/metadata/properties" xmlns:ns2="b388787b-4737-44cc-9930-3bebe1adf0b2" xmlns:ns3="3aded59e-563d-477b-ac58-6e073eefb484" targetNamespace="http://schemas.microsoft.com/office/2006/metadata/properties" ma:root="true" ma:fieldsID="5181c86ab7ea7191c4071baa7094d58f" ns2:_="" ns3:_="">
     <xsd:import namespace="b388787b-4737-44cc-9930-3bebe1adf0b2"/>
@@ -19776,15 +20236,6 @@
 </ct:contentTypeSchema>
 </file>
 
-<file path=customXml/item2.xml><?xml version="1.0" encoding="utf-8"?>
-<?mso-contentType ?>
-<FormTemplates xmlns="http://schemas.microsoft.com/sharepoint/v3/contenttype/forms">
-  <Display>DocumentLibraryForm</Display>
-  <Edit>DocumentLibraryForm</Edit>
-  <New>DocumentLibraryForm</New>
-</FormTemplates>
-</file>
-
 <file path=customXml/item3.xml><?xml version="1.0" encoding="utf-8"?>
 <p:properties xmlns:p="http://schemas.microsoft.com/office/2006/metadata/properties" xmlns:xsi="http://www.w3.org/2001/XMLSchema-instance" xmlns:pc="http://schemas.microsoft.com/office/infopath/2007/PartnerControls">
   <documentManagement>
@@ -19797,6 +20248,14 @@
 </file>
 
 <file path=customXml/itemProps1.xml><?xml version="1.0" encoding="utf-8"?>
+<ds:datastoreItem xmlns:ds="http://schemas.openxmlformats.org/officeDocument/2006/customXml" ds:itemID="{DA8F4185-376E-4205-85E3-CDBC0B98E376}">
+  <ds:schemaRefs>
+    <ds:schemaRef ds:uri="http://schemas.microsoft.com/sharepoint/v3/contenttype/forms"/>
+  </ds:schemaRefs>
+</ds:datastoreItem>
+</file>
+
+<file path=customXml/itemProps2.xml><?xml version="1.0" encoding="utf-8"?>
 <ds:datastoreItem xmlns:ds="http://schemas.openxmlformats.org/officeDocument/2006/customXml" ds:itemID="{F75D594B-CE06-4D67-8013-4EE1302BFF96}">
   <ds:schemaRefs>
     <ds:schemaRef ds:uri="http://schemas.microsoft.com/office/2006/metadata/contentType"/>
@@ -19815,14 +20274,6 @@
 </ds:datastoreItem>
 </file>
 
-<file path=customXml/itemProps2.xml><?xml version="1.0" encoding="utf-8"?>
-<ds:datastoreItem xmlns:ds="http://schemas.openxmlformats.org/officeDocument/2006/customXml" ds:itemID="{DA8F4185-376E-4205-85E3-CDBC0B98E376}">
-  <ds:schemaRefs>
-    <ds:schemaRef ds:uri="http://schemas.microsoft.com/sharepoint/v3/contenttype/forms"/>
-  </ds:schemaRefs>
-</ds:datastoreItem>
-</file>
-
 <file path=customXml/itemProps3.xml><?xml version="1.0" encoding="utf-8"?>
 <ds:datastoreItem xmlns:ds="http://schemas.openxmlformats.org/officeDocument/2006/customXml" ds:itemID="{3E4204A7-4A3E-48C7-81CC-E4D638FAB01E}">
   <ds:schemaRefs>

--- a/Hybrid method for regional circular economy analysis.docx
+++ b/Hybrid method for regional circular economy analysis.docx
@@ -1304,14 +1304,34 @@
           <w:rFonts w:ascii="Aptos" w:eastAsia="Aptos" w:hAnsi="Aptos" w:cs="Aptos"/>
           <w:b/>
           <w:bCs/>
-          <w:lang w:val="en-GB"/>
-        </w:rPr>
-        <w:t>Data sources.</w:t>
-      </w:r>
-      <w:r>
-        <w:rPr>
-          <w:rFonts w:ascii="Aptos" w:eastAsia="Aptos" w:hAnsi="Aptos" w:cs="Aptos"/>
-          <w:lang w:val="en-GB"/>
+          <w:lang w:val="sv-SE"/>
+        </w:rPr>
+        <w:t xml:space="preserve">Data </w:t>
+      </w:r>
+      <w:proofErr w:type="spellStart"/>
+      <w:r>
+        <w:rPr>
+          <w:rFonts w:ascii="Aptos" w:eastAsia="Aptos" w:hAnsi="Aptos" w:cs="Aptos"/>
+          <w:b/>
+          <w:bCs/>
+          <w:lang w:val="sv-SE"/>
+        </w:rPr>
+        <w:t>sources</w:t>
+      </w:r>
+      <w:proofErr w:type="spellEnd"/>
+      <w:r>
+        <w:rPr>
+          <w:rFonts w:ascii="Aptos" w:eastAsia="Aptos" w:hAnsi="Aptos" w:cs="Aptos"/>
+          <w:b/>
+          <w:bCs/>
+          <w:lang w:val="sv-SE"/>
+        </w:rPr>
+        <w:t>.</w:t>
+      </w:r>
+      <w:r>
+        <w:rPr>
+          <w:rFonts w:ascii="Aptos" w:eastAsia="Aptos" w:hAnsi="Aptos" w:cs="Aptos"/>
+          <w:lang w:val="sv-SE"/>
         </w:rPr>
         <w:t xml:space="preserve"> </w:t>
       </w:r>
@@ -3268,6 +3288,9 @@
         <w:spacing w:after="0"/>
       </w:pPr>
       <w:r>
+        <w:rPr>
+          <w:noProof/>
+        </w:rPr>
         <w:lastRenderedPageBreak/>
         <w:drawing>
           <wp:inline distT="0" distB="0" distL="0" distR="0" wp14:anchorId="46706E17" wp14:editId="6B35C5A5">
@@ -5598,18 +5621,38 @@
         </w:rPr>
       </w:pPr>
       <w:r>
-        <w:t>Socio-economic assessment</w:t>
-      </w:r>
-      <w:r>
-        <w:t xml:space="preserve">- </w:t>
+        <w:rPr>
+          <w:lang w:val="sv-SE"/>
+        </w:rPr>
+        <w:t>Socio-</w:t>
       </w:r>
       <w:proofErr w:type="spellStart"/>
       <w:r>
-        <w:t>värdeläckage</w:t>
+        <w:rPr>
+          <w:lang w:val="sv-SE"/>
+        </w:rPr>
+        <w:t>economic</w:t>
       </w:r>
       <w:proofErr w:type="spellEnd"/>
       <w:r>
-        <w:t xml:space="preserve">. </w:t>
+        <w:rPr>
+          <w:lang w:val="sv-SE"/>
+        </w:rPr>
+        <w:t xml:space="preserve"> </w:t>
+      </w:r>
+      <w:proofErr w:type="spellStart"/>
+      <w:r>
+        <w:rPr>
+          <w:lang w:val="sv-SE"/>
+        </w:rPr>
+        <w:t>assessment</w:t>
+      </w:r>
+      <w:proofErr w:type="spellEnd"/>
+      <w:r>
+        <w:rPr>
+          <w:lang w:val="sv-SE"/>
+        </w:rPr>
+        <w:t xml:space="preserve">- värdeläckage. </w:t>
       </w:r>
       <w:r>
         <w:rPr>
@@ -8091,7 +8134,7 @@
           <w:lang w:val="en-GB"/>
         </w:rPr>
         <w:pict w14:anchorId="09778EA1">
-          <v:rect id="_x0000_i1161" style="width:0;height:1.5pt" o:hralign="center" o:hrstd="t" o:hr="t" fillcolor="#a0a0a0" stroked="f"/>
+          <v:rect id="_x0000_i1025" style="width:0;height:1.5pt" o:hralign="center" o:hrstd="t" o:hr="t" fillcolor="#a0a0a0" stroked="f"/>
         </w:pict>
       </w:r>
     </w:p>
@@ -8993,7 +9036,7 @@
           <w:lang w:val="en-GB"/>
         </w:rPr>
         <w:pict w14:anchorId="4AA7780D">
-          <v:rect id="_x0000_i1162" style="width:0;height:1.5pt" o:hralign="center" o:hrstd="t" o:hr="t" fillcolor="#a0a0a0" stroked="f"/>
+          <v:rect id="_x0000_i1026" style="width:0;height:1.5pt" o:hralign="center" o:hrstd="t" o:hr="t" fillcolor="#a0a0a0" stroked="f"/>
         </w:pict>
       </w:r>
     </w:p>
@@ -9048,13 +9091,7 @@
         <w:rPr>
           <w:lang w:val="en-GB"/>
         </w:rPr>
-        <w:t>Key food and beverage producers/distributors in Region Stockholm</w:t>
-      </w:r>
-      <w:r>
-        <w:rPr>
-          <w:lang w:val="en-GB"/>
-        </w:rPr>
-        <w:t xml:space="preserve"> </w:t>
+        <w:t xml:space="preserve">Key food and beverage producers/distributors in Region Stockholm </w:t>
       </w:r>
       <w:r>
         <w:rPr>
@@ -10047,7 +10084,7 @@
           <w:lang w:val="en-GB"/>
         </w:rPr>
         <w:pict w14:anchorId="15B56218">
-          <v:rect id="_x0000_i1163" style="width:0;height:1.5pt" o:hralign="center" o:hrstd="t" o:hr="t" fillcolor="#a0a0a0" stroked="f"/>
+          <v:rect id="_x0000_i1027" style="width:0;height:1.5pt" o:hralign="center" o:hrstd="t" o:hr="t" fillcolor="#a0a0a0" stroked="f"/>
         </w:pict>
       </w:r>
     </w:p>
@@ -10094,13 +10131,7 @@
         <w:rPr>
           <w:lang w:val="en-GB"/>
         </w:rPr>
-        <w:t>Key producers and facilities in or near Stockholm</w:t>
-      </w:r>
-      <w:r>
-        <w:rPr>
-          <w:lang w:val="en-GB"/>
-        </w:rPr>
-        <w:t xml:space="preserve"> </w:t>
+        <w:t xml:space="preserve">Key producers and facilities in or near Stockholm </w:t>
       </w:r>
       <w:r>
         <w:rPr>
@@ -10398,7 +10429,7 @@
           <w:lang w:val="en-GB"/>
         </w:rPr>
         <w:pict w14:anchorId="6E435815">
-          <v:rect id="_x0000_i1164" style="width:0;height:1.5pt" o:hralign="center" o:hrstd="t" o:hr="t" fillcolor="#a0a0a0" stroked="f"/>
+          <v:rect id="_x0000_i1028" style="width:0;height:1.5pt" o:hralign="center" o:hrstd="t" o:hr="t" fillcolor="#a0a0a0" stroked="f"/>
         </w:pict>
       </w:r>
     </w:p>
@@ -11057,7 +11088,7 @@
           <w:lang w:val="en-GB"/>
         </w:rPr>
         <w:pict w14:anchorId="6A80DE40">
-          <v:rect id="_x0000_i1165" style="width:0;height:1.5pt" o:hralign="center" o:hrstd="t" o:hr="t" fillcolor="#a0a0a0" stroked="f"/>
+          <v:rect id="_x0000_i1029" style="width:0;height:1.5pt" o:hralign="center" o:hrstd="t" o:hr="t" fillcolor="#a0a0a0" stroked="f"/>
         </w:pict>
       </w:r>
     </w:p>
@@ -11917,7 +11948,7 @@
           <w:lang w:val="en-GB"/>
         </w:rPr>
         <w:pict w14:anchorId="6CDB2B8B">
-          <v:rect id="_x0000_i1166" style="width:0;height:1.5pt" o:hralign="center" o:hrstd="t" o:hr="t" fillcolor="#a0a0a0" stroked="f"/>
+          <v:rect id="_x0000_i1030" style="width:0;height:1.5pt" o:hralign="center" o:hrstd="t" o:hr="t" fillcolor="#a0a0a0" stroked="f"/>
         </w:pict>
       </w:r>
     </w:p>
@@ -12839,7 +12870,7 @@
           <w:lang w:val="en-GB"/>
         </w:rPr>
         <w:pict w14:anchorId="2F225BB9">
-          <v:rect id="_x0000_i1167" style="width:0;height:1.5pt" o:hralign="center" o:hrstd="t" o:hr="t" fillcolor="#a0a0a0" stroked="f"/>
+          <v:rect id="_x0000_i1031" style="width:0;height:1.5pt" o:hralign="center" o:hrstd="t" o:hr="t" fillcolor="#a0a0a0" stroked="f"/>
         </w:pict>
       </w:r>
     </w:p>
@@ -13758,7 +13789,7 @@
           <w:lang w:val="en-GB"/>
         </w:rPr>
         <w:pict w14:anchorId="54259528">
-          <v:rect id="_x0000_i1168" style="width:0;height:1.5pt" o:hralign="center" o:hrstd="t" o:hr="t" fillcolor="#a0a0a0" stroked="f"/>
+          <v:rect id="_x0000_i1032" style="width:0;height:1.5pt" o:hralign="center" o:hrstd="t" o:hr="t" fillcolor="#a0a0a0" stroked="f"/>
         </w:pict>
       </w:r>
     </w:p>
@@ -13787,6 +13818,7 @@
       </w:pPr>
       <w:r>
         <w:rPr>
+          <w:noProof/>
           <w:lang w:val="en-GB"/>
         </w:rPr>
         <w:lastRenderedPageBreak/>
@@ -19582,6 +19614,7 @@
   <w:style w:type="character" w:default="1" w:styleId="DefaultParagraphFont">
     <w:name w:val="Default Paragraph Font"/>
     <w:uiPriority w:val="1"/>
+    <w:semiHidden/>
     <w:unhideWhenUsed/>
   </w:style>
   <w:style w:type="table" w:default="1" w:styleId="TableNormal">
@@ -20039,15 +20072,6 @@
 </file>
 
 <file path=customXml/item1.xml><?xml version="1.0" encoding="utf-8"?>
-<?mso-contentType ?>
-<FormTemplates xmlns="http://schemas.microsoft.com/sharepoint/v3/contenttype/forms">
-  <Display>DocumentLibraryForm</Display>
-  <Edit>DocumentLibraryForm</Edit>
-  <New>DocumentLibraryForm</New>
-</FormTemplates>
-</file>
-
-<file path=customXml/item2.xml><?xml version="1.0" encoding="utf-8"?>
 <ct:contentTypeSchema xmlns:ct="http://schemas.microsoft.com/office/2006/metadata/contentType" xmlns:ma="http://schemas.microsoft.com/office/2006/metadata/properties/metaAttributes" ct:_="" ma:_="" ma:contentTypeName="dokument" ma:contentTypeID="0x0101000407A31F7438F04D85E8AF2F19DA157F" ma:contentTypeVersion="10" ma:contentTypeDescription="Skapa ett nytt dokument." ma:contentTypeScope="" ma:versionID="6957dc20ec66963af8ad08db7707501f">
   <xsd:schema xmlns:xsd="http://www.w3.org/2001/XMLSchema" xmlns:xs="http://www.w3.org/2001/XMLSchema" xmlns:p="http://schemas.microsoft.com/office/2006/metadata/properties" xmlns:ns2="b388787b-4737-44cc-9930-3bebe1adf0b2" xmlns:ns3="3aded59e-563d-477b-ac58-6e073eefb484" targetNamespace="http://schemas.microsoft.com/office/2006/metadata/properties" ma:root="true" ma:fieldsID="5181c86ab7ea7191c4071baa7094d58f" ns2:_="" ns3:_="">
     <xsd:import namespace="b388787b-4737-44cc-9930-3bebe1adf0b2"/>
@@ -20236,6 +20260,15 @@
 </ct:contentTypeSchema>
 </file>
 
+<file path=customXml/item2.xml><?xml version="1.0" encoding="utf-8"?>
+<?mso-contentType ?>
+<FormTemplates xmlns="http://schemas.microsoft.com/sharepoint/v3/contenttype/forms">
+  <Display>DocumentLibraryForm</Display>
+  <Edit>DocumentLibraryForm</Edit>
+  <New>DocumentLibraryForm</New>
+</FormTemplates>
+</file>
+
 <file path=customXml/item3.xml><?xml version="1.0" encoding="utf-8"?>
 <p:properties xmlns:p="http://schemas.microsoft.com/office/2006/metadata/properties" xmlns:xsi="http://www.w3.org/2001/XMLSchema-instance" xmlns:pc="http://schemas.microsoft.com/office/infopath/2007/PartnerControls">
   <documentManagement>
@@ -20248,14 +20281,6 @@
 </file>
 
 <file path=customXml/itemProps1.xml><?xml version="1.0" encoding="utf-8"?>
-<ds:datastoreItem xmlns:ds="http://schemas.openxmlformats.org/officeDocument/2006/customXml" ds:itemID="{DA8F4185-376E-4205-85E3-CDBC0B98E376}">
-  <ds:schemaRefs>
-    <ds:schemaRef ds:uri="http://schemas.microsoft.com/sharepoint/v3/contenttype/forms"/>
-  </ds:schemaRefs>
-</ds:datastoreItem>
-</file>
-
-<file path=customXml/itemProps2.xml><?xml version="1.0" encoding="utf-8"?>
 <ds:datastoreItem xmlns:ds="http://schemas.openxmlformats.org/officeDocument/2006/customXml" ds:itemID="{F75D594B-CE06-4D67-8013-4EE1302BFF96}">
   <ds:schemaRefs>
     <ds:schemaRef ds:uri="http://schemas.microsoft.com/office/2006/metadata/contentType"/>
@@ -20274,6 +20299,14 @@
 </ds:datastoreItem>
 </file>
 
+<file path=customXml/itemProps2.xml><?xml version="1.0" encoding="utf-8"?>
+<ds:datastoreItem xmlns:ds="http://schemas.openxmlformats.org/officeDocument/2006/customXml" ds:itemID="{DA8F4185-376E-4205-85E3-CDBC0B98E376}">
+  <ds:schemaRefs>
+    <ds:schemaRef ds:uri="http://schemas.microsoft.com/sharepoint/v3/contenttype/forms"/>
+  </ds:schemaRefs>
+</ds:datastoreItem>
+</file>
+
 <file path=customXml/itemProps3.xml><?xml version="1.0" encoding="utf-8"?>
 <ds:datastoreItem xmlns:ds="http://schemas.openxmlformats.org/officeDocument/2006/customXml" ds:itemID="{3E4204A7-4A3E-48C7-81CC-E4D638FAB01E}">
   <ds:schemaRefs>

--- a/Hybrid method for regional circular economy analysis.docx
+++ b/Hybrid method for regional circular economy analysis.docx
@@ -494,7 +494,19 @@
         <w:rPr>
           <w:rFonts w:ascii="Aptos" w:eastAsia="Aptos" w:hAnsi="Aptos" w:cs="Aptos"/>
         </w:rPr>
-        <w:t xml:space="preserve"> integrates the three dimensions, validates results, and produces the deliverables for the RISE project. Output: sector profiles, priority rankings, and workshop-ready materials.</w:t>
+        <w:t xml:space="preserve"> integrates the three dimensions, validates results, and produces the deliverables</w:t>
+      </w:r>
+      <w:r>
+        <w:rPr>
+          <w:rFonts w:ascii="Aptos" w:eastAsia="Aptos" w:hAnsi="Aptos" w:cs="Aptos"/>
+        </w:rPr>
+        <w:t xml:space="preserve">. </w:t>
+      </w:r>
+      <w:r>
+        <w:rPr>
+          <w:rFonts w:ascii="Aptos" w:eastAsia="Aptos" w:hAnsi="Aptos" w:cs="Aptos"/>
+        </w:rPr>
+        <w:t>Output: sector profiles, priority rankings, and workshop-ready materials.</w:t>
       </w:r>
     </w:p>
     <w:p/>
@@ -3398,21 +3410,7 @@
         <w:rPr>
           <w:lang w:val="en-GB"/>
         </w:rPr>
-        <w:t xml:space="preserve"> inflow value per quantity, thus capturing the entire loss of value between entry and exit from the economy. However, materials enter and exit the region at </w:t>
-      </w:r>
-      <w:proofErr w:type="gramStart"/>
-      <w:r>
-        <w:rPr>
-          <w:lang w:val="en-GB"/>
-        </w:rPr>
-        <w:t>different  stages</w:t>
-      </w:r>
-      <w:proofErr w:type="gramEnd"/>
-      <w:r>
-        <w:rPr>
-          <w:lang w:val="en-GB"/>
-        </w:rPr>
-        <w:t xml:space="preserve"> of its value hill, based on what happens to it during its residence time in the region. Some materials enter as raw materials (at low part of the value hill) and exit as products at the highest point of the hill. Others enter as products and exit as raw materials for disposal or recycling.</w:t>
+        <w:t xml:space="preserve"> inflow value per quantity, thus capturing the entire loss of value between entry and exit from the economy. However, materials enter and exit the region at different stages of its value hill, based on what happens to it during its residence time in the region. Some materials enter as raw materials (at low part of the value hill) and exit as products at the highest point of the hill. Others enter as products and exit as raw materials for disposal or recycling.</w:t>
       </w:r>
     </w:p>
     <w:p>
@@ -3442,7 +3440,13 @@
         <w:rPr>
           <w:lang w:val="en-GB"/>
         </w:rPr>
-        <w:t>exiobase</w:t>
+        <w:t>E</w:t>
+      </w:r>
+      <w:r>
+        <w:rPr>
+          <w:lang w:val="en-GB"/>
+        </w:rPr>
+        <w:t>xiobase</w:t>
       </w:r>
       <w:proofErr w:type="spellEnd"/>
       <w:r>
@@ -6082,14 +6086,15 @@
     </w:p>
     <w:tbl>
       <w:tblPr>
+        <w:tblStyle w:val="TableGrid"/>
         <w:tblW w:w="0" w:type="auto"/>
         <w:tblLook w:val="06A0" w:firstRow="1" w:lastRow="0" w:firstColumn="1" w:lastColumn="0" w:noHBand="1" w:noVBand="1"/>
       </w:tblPr>
       <w:tblGrid>
-        <w:gridCol w:w="3527"/>
-        <w:gridCol w:w="2323"/>
+        <w:gridCol w:w="3521"/>
+        <w:gridCol w:w="2320"/>
         <w:gridCol w:w="890"/>
-        <w:gridCol w:w="2620"/>
+        <w:gridCol w:w="2619"/>
       </w:tblGrid>
       <w:tr>
         <w:trPr>
@@ -6097,12 +6102,10 @@
         </w:trPr>
         <w:tc>
           <w:tcPr>
-            <w:tcW w:w="4366" w:type="dxa"/>
-            <w:vAlign w:val="center"/>
+            <w:tcW w:w="3527" w:type="dxa"/>
           </w:tcPr>
           <w:p>
             <w:pPr>
-              <w:spacing w:after="0"/>
               <w:jc w:val="center"/>
             </w:pPr>
             <w:r>
@@ -6116,12 +6119,10 @@
         </w:tc>
         <w:tc>
           <w:tcPr>
-            <w:tcW w:w="2779" w:type="dxa"/>
-            <w:vAlign w:val="center"/>
+            <w:tcW w:w="2323" w:type="dxa"/>
           </w:tcPr>
           <w:p>
             <w:pPr>
-              <w:spacing w:after="0"/>
               <w:jc w:val="center"/>
             </w:pPr>
             <w:r>
@@ -6135,12 +6136,10 @@
         </w:tc>
         <w:tc>
           <w:tcPr>
-            <w:tcW w:w="600" w:type="dxa"/>
-            <w:vAlign w:val="center"/>
+            <w:tcW w:w="890" w:type="dxa"/>
           </w:tcPr>
           <w:p>
             <w:pPr>
-              <w:spacing w:after="0"/>
               <w:jc w:val="center"/>
             </w:pPr>
             <w:r>
@@ -6154,12 +6153,10 @@
         </w:tc>
         <w:tc>
           <w:tcPr>
-            <w:tcW w:w="2766" w:type="dxa"/>
-            <w:vAlign w:val="center"/>
+            <w:tcW w:w="2620" w:type="dxa"/>
           </w:tcPr>
           <w:p>
             <w:pPr>
-              <w:spacing w:after="0"/>
               <w:jc w:val="center"/>
             </w:pPr>
             <w:r>
@@ -6178,13 +6175,38 @@
         </w:trPr>
         <w:tc>
           <w:tcPr>
-            <w:tcW w:w="4366" w:type="dxa"/>
-            <w:vAlign w:val="center"/>
+            <w:tcW w:w="3527" w:type="dxa"/>
+          </w:tcPr>
+          <w:p/>
+        </w:tc>
+        <w:tc>
+          <w:tcPr>
+            <w:tcW w:w="2323" w:type="dxa"/>
+          </w:tcPr>
+          <w:p/>
+        </w:tc>
+        <w:tc>
+          <w:tcPr>
+            <w:tcW w:w="890" w:type="dxa"/>
+          </w:tcPr>
+          <w:p/>
+        </w:tc>
+        <w:tc>
+          <w:tcPr>
+            <w:tcW w:w="2620" w:type="dxa"/>
+          </w:tcPr>
+          <w:p/>
+        </w:tc>
+      </w:tr>
+      <w:tr>
+        <w:trPr>
+          <w:trHeight w:val="300"/>
+        </w:trPr>
+        <w:tc>
+          <w:tcPr>
+            <w:tcW w:w="3527" w:type="dxa"/>
           </w:tcPr>
           <w:p>
-            <w:pPr>
-              <w:spacing w:after="0"/>
-            </w:pPr>
             <w:r>
               <w:lastRenderedPageBreak/>
               <w:t>Enterprise economic data, Stockholm County</w:t>
@@ -6193,13 +6215,9 @@
         </w:tc>
         <w:tc>
           <w:tcPr>
-            <w:tcW w:w="2779" w:type="dxa"/>
-            <w:vAlign w:val="center"/>
+            <w:tcW w:w="2323" w:type="dxa"/>
           </w:tcPr>
           <w:p>
-            <w:pPr>
-              <w:spacing w:after="0"/>
-            </w:pPr>
             <w:r>
               <w:t>Dun &amp; Bradstreet</w:t>
             </w:r>
@@ -6207,13 +6225,9 @@
         </w:tc>
         <w:tc>
           <w:tcPr>
-            <w:tcW w:w="600" w:type="dxa"/>
-            <w:vAlign w:val="center"/>
+            <w:tcW w:w="890" w:type="dxa"/>
           </w:tcPr>
           <w:p>
-            <w:pPr>
-              <w:spacing w:after="0"/>
-            </w:pPr>
             <w:r>
               <w:t>A</w:t>
             </w:r>
@@ -6221,13 +6235,9 @@
         </w:tc>
         <w:tc>
           <w:tcPr>
-            <w:tcW w:w="2766" w:type="dxa"/>
-            <w:vAlign w:val="center"/>
+            <w:tcW w:w="2620" w:type="dxa"/>
           </w:tcPr>
           <w:p>
-            <w:pPr>
-              <w:spacing w:after="0"/>
-            </w:pPr>
             <w:r>
               <w:t>Commercial license</w:t>
             </w:r>
@@ -6240,13 +6250,9 @@
         </w:trPr>
         <w:tc>
           <w:tcPr>
-            <w:tcW w:w="4366" w:type="dxa"/>
-            <w:vAlign w:val="center"/>
+            <w:tcW w:w="3527" w:type="dxa"/>
           </w:tcPr>
           <w:p>
-            <w:pPr>
-              <w:spacing w:after="0"/>
-            </w:pPr>
             <w:r>
               <w:t>National sector data by SNI</w:t>
             </w:r>
@@ -6254,13 +6260,9 @@
         </w:tc>
         <w:tc>
           <w:tcPr>
-            <w:tcW w:w="2779" w:type="dxa"/>
-            <w:vAlign w:val="center"/>
+            <w:tcW w:w="2323" w:type="dxa"/>
           </w:tcPr>
           <w:p>
-            <w:pPr>
-              <w:spacing w:after="0"/>
-            </w:pPr>
             <w:r>
               <w:t>SCB</w:t>
             </w:r>
@@ -6268,13 +6270,9 @@
         </w:tc>
         <w:tc>
           <w:tcPr>
-            <w:tcW w:w="600" w:type="dxa"/>
-            <w:vAlign w:val="center"/>
+            <w:tcW w:w="890" w:type="dxa"/>
           </w:tcPr>
           <w:p>
-            <w:pPr>
-              <w:spacing w:after="0"/>
-            </w:pPr>
             <w:r>
               <w:t>A, B</w:t>
             </w:r>
@@ -6282,13 +6280,9 @@
         </w:tc>
         <w:tc>
           <w:tcPr>
-            <w:tcW w:w="2766" w:type="dxa"/>
-            <w:vAlign w:val="center"/>
+            <w:tcW w:w="2620" w:type="dxa"/>
           </w:tcPr>
           <w:p>
-            <w:pPr>
-              <w:spacing w:after="0"/>
-            </w:pPr>
             <w:r>
               <w:t>Fee for custom orders</w:t>
             </w:r>
@@ -6301,13 +6295,9 @@
         </w:trPr>
         <w:tc>
           <w:tcPr>
-            <w:tcW w:w="4366" w:type="dxa"/>
-            <w:vAlign w:val="center"/>
+            <w:tcW w:w="3527" w:type="dxa"/>
           </w:tcPr>
           <w:p>
-            <w:pPr>
-              <w:spacing w:after="0"/>
-            </w:pPr>
             <w:r>
               <w:t>Population, BRP, employment</w:t>
             </w:r>
@@ -6315,13 +6305,9 @@
         </w:tc>
         <w:tc>
           <w:tcPr>
-            <w:tcW w:w="2779" w:type="dxa"/>
-            <w:vAlign w:val="center"/>
+            <w:tcW w:w="2323" w:type="dxa"/>
           </w:tcPr>
           <w:p>
-            <w:pPr>
-              <w:spacing w:after="0"/>
-            </w:pPr>
             <w:r>
               <w:t>SCB</w:t>
             </w:r>
@@ -6329,13 +6315,9 @@
         </w:tc>
         <w:tc>
           <w:tcPr>
-            <w:tcW w:w="600" w:type="dxa"/>
-            <w:vAlign w:val="center"/>
+            <w:tcW w:w="890" w:type="dxa"/>
           </w:tcPr>
           <w:p>
-            <w:pPr>
-              <w:spacing w:after="0"/>
-            </w:pPr>
             <w:r>
               <w:t>A, B</w:t>
             </w:r>
@@ -6343,13 +6325,9 @@
         </w:tc>
         <w:tc>
           <w:tcPr>
-            <w:tcW w:w="2766" w:type="dxa"/>
-            <w:vAlign w:val="center"/>
+            <w:tcW w:w="2620" w:type="dxa"/>
           </w:tcPr>
           <w:p>
-            <w:pPr>
-              <w:spacing w:after="0"/>
-            </w:pPr>
             <w:r>
               <w:t>Free (</w:t>
             </w:r>
@@ -6370,13 +6348,9 @@
         </w:trPr>
         <w:tc>
           <w:tcPr>
-            <w:tcW w:w="4366" w:type="dxa"/>
-            <w:vAlign w:val="center"/>
+            <w:tcW w:w="3527" w:type="dxa"/>
           </w:tcPr>
           <w:p>
-            <w:pPr>
-              <w:spacing w:after="0"/>
-            </w:pPr>
             <w:r>
               <w:t>Material composition, representative firms</w:t>
             </w:r>
@@ -6384,13 +6358,9 @@
         </w:tc>
         <w:tc>
           <w:tcPr>
-            <w:tcW w:w="2779" w:type="dxa"/>
-            <w:vAlign w:val="center"/>
+            <w:tcW w:w="2323" w:type="dxa"/>
           </w:tcPr>
           <w:p>
-            <w:pPr>
-              <w:spacing w:after="0"/>
-            </w:pPr>
             <w:r>
               <w:t>Company reports, interviews</w:t>
             </w:r>
@@ -6398,13 +6368,9 @@
         </w:tc>
         <w:tc>
           <w:tcPr>
-            <w:tcW w:w="600" w:type="dxa"/>
-            <w:vAlign w:val="center"/>
+            <w:tcW w:w="890" w:type="dxa"/>
           </w:tcPr>
           <w:p>
-            <w:pPr>
-              <w:spacing w:after="0"/>
-            </w:pPr>
             <w:r>
               <w:t>A</w:t>
             </w:r>
@@ -6412,13 +6378,9 @@
         </w:tc>
         <w:tc>
           <w:tcPr>
-            <w:tcW w:w="2766" w:type="dxa"/>
-            <w:vAlign w:val="center"/>
+            <w:tcW w:w="2620" w:type="dxa"/>
           </w:tcPr>
           <w:p>
-            <w:pPr>
-              <w:spacing w:after="0"/>
-            </w:pPr>
             <w:r>
               <w:t>Analyst time</w:t>
             </w:r>
@@ -6431,13 +6393,9 @@
         </w:trPr>
         <w:tc>
           <w:tcPr>
-            <w:tcW w:w="4366" w:type="dxa"/>
-            <w:vAlign w:val="center"/>
+            <w:tcW w:w="3527" w:type="dxa"/>
           </w:tcPr>
           <w:p>
-            <w:pPr>
-              <w:spacing w:after="0"/>
-            </w:pPr>
             <w:r>
               <w:t>National construction material data</w:t>
             </w:r>
@@ -6445,13 +6403,9 @@
         </w:tc>
         <w:tc>
           <w:tcPr>
-            <w:tcW w:w="2779" w:type="dxa"/>
-            <w:vAlign w:val="center"/>
+            <w:tcW w:w="2323" w:type="dxa"/>
           </w:tcPr>
           <w:p>
-            <w:pPr>
-              <w:spacing w:after="0"/>
-            </w:pPr>
             <w:proofErr w:type="spellStart"/>
             <w:r>
               <w:t>Boverket</w:t>
@@ -6464,13 +6418,9 @@
         </w:tc>
         <w:tc>
           <w:tcPr>
-            <w:tcW w:w="600" w:type="dxa"/>
-            <w:vAlign w:val="center"/>
+            <w:tcW w:w="890" w:type="dxa"/>
           </w:tcPr>
           <w:p>
-            <w:pPr>
-              <w:spacing w:after="0"/>
-            </w:pPr>
             <w:r>
               <w:t>A</w:t>
             </w:r>
@@ -6478,13 +6428,9 @@
         </w:tc>
         <w:tc>
           <w:tcPr>
-            <w:tcW w:w="2766" w:type="dxa"/>
-            <w:vAlign w:val="center"/>
+            <w:tcW w:w="2620" w:type="dxa"/>
           </w:tcPr>
           <w:p>
-            <w:pPr>
-              <w:spacing w:after="0"/>
-            </w:pPr>
             <w:r>
               <w:t>Free</w:t>
             </w:r>
@@ -6497,13 +6443,9 @@
         </w:trPr>
         <w:tc>
           <w:tcPr>
-            <w:tcW w:w="4366" w:type="dxa"/>
-            <w:vAlign w:val="center"/>
+            <w:tcW w:w="3527" w:type="dxa"/>
           </w:tcPr>
           <w:p>
-            <w:pPr>
-              <w:spacing w:after="0"/>
-            </w:pPr>
             <w:r>
               <w:t>Material unit prices</w:t>
             </w:r>
@@ -6511,13 +6453,9 @@
         </w:tc>
         <w:tc>
           <w:tcPr>
-            <w:tcW w:w="2779" w:type="dxa"/>
-            <w:vAlign w:val="center"/>
+            <w:tcW w:w="2323" w:type="dxa"/>
           </w:tcPr>
           <w:p>
-            <w:pPr>
-              <w:spacing w:after="0"/>
-            </w:pPr>
             <w:r>
               <w:t xml:space="preserve">UN Comtrade, </w:t>
             </w:r>
@@ -6530,13 +6468,9 @@
         </w:tc>
         <w:tc>
           <w:tcPr>
-            <w:tcW w:w="600" w:type="dxa"/>
-            <w:vAlign w:val="center"/>
+            <w:tcW w:w="890" w:type="dxa"/>
           </w:tcPr>
           <w:p>
-            <w:pPr>
-              <w:spacing w:after="0"/>
-            </w:pPr>
             <w:r>
               <w:t>A, C</w:t>
             </w:r>
@@ -6544,13 +6478,9 @@
         </w:tc>
         <w:tc>
           <w:tcPr>
-            <w:tcW w:w="2766" w:type="dxa"/>
-            <w:vAlign w:val="center"/>
+            <w:tcW w:w="2620" w:type="dxa"/>
           </w:tcPr>
           <w:p>
-            <w:pPr>
-              <w:spacing w:after="0"/>
-            </w:pPr>
             <w:proofErr w:type="spellStart"/>
             <w:r>
               <w:t>Wikells</w:t>
@@ -6568,13 +6498,9 @@
         </w:trPr>
         <w:tc>
           <w:tcPr>
-            <w:tcW w:w="4366" w:type="dxa"/>
-            <w:vAlign w:val="center"/>
+            <w:tcW w:w="3527" w:type="dxa"/>
           </w:tcPr>
           <w:p>
-            <w:pPr>
-              <w:spacing w:after="0"/>
-            </w:pPr>
             <w:r>
               <w:t>Waste statistics, Stockholm County</w:t>
             </w:r>
@@ -6582,13 +6508,9 @@
         </w:tc>
         <w:tc>
           <w:tcPr>
-            <w:tcW w:w="2779" w:type="dxa"/>
-            <w:vAlign w:val="center"/>
+            <w:tcW w:w="2323" w:type="dxa"/>
           </w:tcPr>
           <w:p>
-            <w:pPr>
-              <w:spacing w:after="0"/>
-            </w:pPr>
             <w:proofErr w:type="spellStart"/>
             <w:r>
               <w:t>Avfall</w:t>
@@ -6601,13 +6523,9 @@
         </w:tc>
         <w:tc>
           <w:tcPr>
-            <w:tcW w:w="600" w:type="dxa"/>
-            <w:vAlign w:val="center"/>
+            <w:tcW w:w="890" w:type="dxa"/>
           </w:tcPr>
           <w:p>
-            <w:pPr>
-              <w:spacing w:after="0"/>
-            </w:pPr>
             <w:r>
               <w:t>A, C</w:t>
             </w:r>
@@ -6615,13 +6533,9 @@
         </w:tc>
         <w:tc>
           <w:tcPr>
-            <w:tcW w:w="2766" w:type="dxa"/>
-            <w:vAlign w:val="center"/>
+            <w:tcW w:w="2620" w:type="dxa"/>
           </w:tcPr>
           <w:p>
-            <w:pPr>
-              <w:spacing w:after="0"/>
-            </w:pPr>
             <w:r>
               <w:t>Free/low cost</w:t>
             </w:r>
@@ -6634,13 +6548,9 @@
         </w:trPr>
         <w:tc>
           <w:tcPr>
-            <w:tcW w:w="4366" w:type="dxa"/>
-            <w:vAlign w:val="center"/>
+            <w:tcW w:w="3527" w:type="dxa"/>
           </w:tcPr>
           <w:p>
-            <w:pPr>
-              <w:spacing w:after="0"/>
-            </w:pPr>
             <w:r>
               <w:t>EXIOBASE 3 (A, Y, satellites)</w:t>
             </w:r>
@@ -6648,13 +6558,9 @@
         </w:tc>
         <w:tc>
           <w:tcPr>
-            <w:tcW w:w="2779" w:type="dxa"/>
-            <w:vAlign w:val="center"/>
+            <w:tcW w:w="2323" w:type="dxa"/>
           </w:tcPr>
           <w:p>
-            <w:pPr>
-              <w:spacing w:after="0"/>
-            </w:pPr>
             <w:proofErr w:type="spellStart"/>
             <w:r>
               <w:t>Zenodo</w:t>
@@ -6664,13 +6570,9 @@
         </w:tc>
         <w:tc>
           <w:tcPr>
-            <w:tcW w:w="600" w:type="dxa"/>
-            <w:vAlign w:val="center"/>
+            <w:tcW w:w="890" w:type="dxa"/>
           </w:tcPr>
           <w:p>
-            <w:pPr>
-              <w:spacing w:after="0"/>
-            </w:pPr>
             <w:r>
               <w:t>B</w:t>
             </w:r>
@@ -6678,13 +6580,9 @@
         </w:tc>
         <w:tc>
           <w:tcPr>
-            <w:tcW w:w="2766" w:type="dxa"/>
-            <w:vAlign w:val="center"/>
+            <w:tcW w:w="2620" w:type="dxa"/>
           </w:tcPr>
           <w:p>
-            <w:pPr>
-              <w:spacing w:after="0"/>
-            </w:pPr>
             <w:r>
               <w:t>Free</w:t>
             </w:r>
@@ -6697,13 +6595,9 @@
         </w:trPr>
         <w:tc>
           <w:tcPr>
-            <w:tcW w:w="4366" w:type="dxa"/>
-            <w:vAlign w:val="center"/>
+            <w:tcW w:w="3527" w:type="dxa"/>
           </w:tcPr>
           <w:p>
-            <w:pPr>
-              <w:spacing w:after="0"/>
-            </w:pPr>
             <w:r>
               <w:t>Regional household expenditure</w:t>
             </w:r>
@@ -6711,13 +6605,9 @@
         </w:tc>
         <w:tc>
           <w:tcPr>
-            <w:tcW w:w="2779" w:type="dxa"/>
-            <w:vAlign w:val="center"/>
+            <w:tcW w:w="2323" w:type="dxa"/>
           </w:tcPr>
           <w:p>
-            <w:pPr>
-              <w:spacing w:after="0"/>
-            </w:pPr>
             <w:r>
               <w:t>SCB HUT survey</w:t>
             </w:r>
@@ -6725,13 +6615,9 @@
         </w:tc>
         <w:tc>
           <w:tcPr>
-            <w:tcW w:w="600" w:type="dxa"/>
-            <w:vAlign w:val="center"/>
+            <w:tcW w:w="890" w:type="dxa"/>
           </w:tcPr>
           <w:p>
-            <w:pPr>
-              <w:spacing w:after="0"/>
-            </w:pPr>
             <w:r>
               <w:t>B</w:t>
             </w:r>
@@ -6739,13 +6625,9 @@
         </w:tc>
         <w:tc>
           <w:tcPr>
-            <w:tcW w:w="2766" w:type="dxa"/>
-            <w:vAlign w:val="center"/>
+            <w:tcW w:w="2620" w:type="dxa"/>
           </w:tcPr>
           <w:p>
-            <w:pPr>
-              <w:spacing w:after="0"/>
-            </w:pPr>
             <w:r>
               <w:t>Fee for regional breakdown</w:t>
             </w:r>
@@ -6758,13 +6640,9 @@
         </w:trPr>
         <w:tc>
           <w:tcPr>
-            <w:tcW w:w="4366" w:type="dxa"/>
-            <w:vAlign w:val="center"/>
+            <w:tcW w:w="3527" w:type="dxa"/>
           </w:tcPr>
           <w:p>
-            <w:pPr>
-              <w:spacing w:after="0"/>
-            </w:pPr>
             <w:r>
               <w:t>Region Stockholm budget data</w:t>
             </w:r>
@@ -6772,13 +6650,9 @@
         </w:tc>
         <w:tc>
           <w:tcPr>
-            <w:tcW w:w="2779" w:type="dxa"/>
-            <w:vAlign w:val="center"/>
+            <w:tcW w:w="2323" w:type="dxa"/>
           </w:tcPr>
           <w:p>
-            <w:pPr>
-              <w:spacing w:after="0"/>
-            </w:pPr>
             <w:r>
               <w:t>Region Stockholm</w:t>
             </w:r>
@@ -6786,13 +6660,9 @@
         </w:tc>
         <w:tc>
           <w:tcPr>
-            <w:tcW w:w="600" w:type="dxa"/>
-            <w:vAlign w:val="center"/>
+            <w:tcW w:w="890" w:type="dxa"/>
           </w:tcPr>
           <w:p>
-            <w:pPr>
-              <w:spacing w:after="0"/>
-            </w:pPr>
             <w:r>
               <w:t>B</w:t>
             </w:r>
@@ -6800,13 +6670,9 @@
         </w:tc>
         <w:tc>
           <w:tcPr>
-            <w:tcW w:w="2766" w:type="dxa"/>
-            <w:vAlign w:val="center"/>
+            <w:tcW w:w="2620" w:type="dxa"/>
           </w:tcPr>
           <w:p>
-            <w:pPr>
-              <w:spacing w:after="0"/>
-            </w:pPr>
             <w:r>
               <w:t>Request from project partner</w:t>
             </w:r>
@@ -6819,13 +6685,9 @@
         </w:trPr>
         <w:tc>
           <w:tcPr>
-            <w:tcW w:w="4366" w:type="dxa"/>
-            <w:vAlign w:val="center"/>
+            <w:tcW w:w="3527" w:type="dxa"/>
           </w:tcPr>
           <w:p>
-            <w:pPr>
-              <w:spacing w:after="0"/>
-            </w:pPr>
             <w:r>
               <w:t>Value-added coefficients</w:t>
             </w:r>
@@ -6833,13 +6695,9 @@
         </w:tc>
         <w:tc>
           <w:tcPr>
-            <w:tcW w:w="2779" w:type="dxa"/>
-            <w:vAlign w:val="center"/>
+            <w:tcW w:w="2323" w:type="dxa"/>
           </w:tcPr>
           <w:p>
-            <w:pPr>
-              <w:spacing w:after="0"/>
-            </w:pPr>
             <w:r>
               <w:t>EXIOBASE (built-in)</w:t>
             </w:r>
@@ -6847,13 +6705,9 @@
         </w:tc>
         <w:tc>
           <w:tcPr>
-            <w:tcW w:w="600" w:type="dxa"/>
-            <w:vAlign w:val="center"/>
+            <w:tcW w:w="890" w:type="dxa"/>
           </w:tcPr>
           <w:p>
-            <w:pPr>
-              <w:spacing w:after="0"/>
-            </w:pPr>
             <w:r>
               <w:t>C</w:t>
             </w:r>
@@ -6861,13 +6715,9 @@
         </w:tc>
         <w:tc>
           <w:tcPr>
-            <w:tcW w:w="2766" w:type="dxa"/>
-            <w:vAlign w:val="center"/>
+            <w:tcW w:w="2620" w:type="dxa"/>
           </w:tcPr>
           <w:p>
-            <w:pPr>
-              <w:spacing w:after="0"/>
-            </w:pPr>
             <w:r>
               <w:t>Free (derived from model)</w:t>
             </w:r>
@@ -6959,26 +6809,26 @@
           <w:b/>
           <w:bCs/>
         </w:rPr>
+        <w:t>Assumption 4: Value-added retention rates for circular strategies are based on literature averages.</w:t>
+      </w:r>
+      <w:r>
+        <w:rPr>
+          <w:rFonts w:ascii="Aptos" w:eastAsia="Aptos" w:hAnsi="Aptos" w:cs="Aptos"/>
+        </w:rPr>
+        <w:t xml:space="preserve"> Actual retention depends on material condition, technology availability, and market demand. Present as scenario ranges, not point estimates.</w:t>
+      </w:r>
+    </w:p>
+    <w:p>
+      <w:pPr>
+        <w:spacing w:before="240" w:after="240"/>
+      </w:pPr>
+      <w:r>
+        <w:rPr>
+          <w:rFonts w:ascii="Aptos" w:eastAsia="Aptos" w:hAnsi="Aptos" w:cs="Aptos"/>
+          <w:b/>
+          <w:bCs/>
+        </w:rPr>
         <w:lastRenderedPageBreak/>
-        <w:t>Assumption 4: Value-added retention rates for circular strategies are based on literature averages.</w:t>
-      </w:r>
-      <w:r>
-        <w:rPr>
-          <w:rFonts w:ascii="Aptos" w:eastAsia="Aptos" w:hAnsi="Aptos" w:cs="Aptos"/>
-        </w:rPr>
-        <w:t xml:space="preserve"> Actual retention depends on material condition, technology availability, and market demand. Present as scenario ranges, not point estimates.</w:t>
-      </w:r>
-    </w:p>
-    <w:p>
-      <w:pPr>
-        <w:spacing w:before="240" w:after="240"/>
-      </w:pPr>
-      <w:r>
-        <w:rPr>
-          <w:rFonts w:ascii="Aptos" w:eastAsia="Aptos" w:hAnsi="Aptos" w:cs="Aptos"/>
-          <w:b/>
-          <w:bCs/>
-        </w:rPr>
         <w:t>Limitation: "Recycled" category has no direct EXIOBASE equivalent.</w:t>
       </w:r>
       <w:r>
@@ -7779,6 +7629,7 @@
           <w:sz w:val="36"/>
           <w:szCs w:val="36"/>
         </w:rPr>
+        <w:lastRenderedPageBreak/>
         <w:t>8</w:t>
       </w:r>
       <w:r>
@@ -8360,37 +8211,37 @@
           <w:bCs/>
           <w:lang w:val="en-GB"/>
         </w:rPr>
+        <w:t>Infranord</w:t>
+      </w:r>
+      <w:proofErr w:type="spellEnd"/>
+      <w:r>
+        <w:rPr>
+          <w:b/>
+          <w:bCs/>
+          <w:lang w:val="en-GB"/>
+        </w:rPr>
+        <w:t xml:space="preserve"> AB</w:t>
+      </w:r>
+      <w:r>
+        <w:rPr>
+          <w:lang w:val="en-GB"/>
+        </w:rPr>
+        <w:t xml:space="preserve"> (Solna) – rail and transport infrastructure, steel and ballast intensive </w:t>
+      </w:r>
+    </w:p>
+    <w:p>
+      <w:pPr>
+        <w:rPr>
+          <w:lang w:val="en-GB"/>
+        </w:rPr>
+      </w:pPr>
+      <w:r>
+        <w:rPr>
+          <w:b/>
+          <w:bCs/>
+          <w:lang w:val="en-GB"/>
+        </w:rPr>
         <w:lastRenderedPageBreak/>
-        <w:t>Infranord</w:t>
-      </w:r>
-      <w:proofErr w:type="spellEnd"/>
-      <w:r>
-        <w:rPr>
-          <w:b/>
-          <w:bCs/>
-          <w:lang w:val="en-GB"/>
-        </w:rPr>
-        <w:t xml:space="preserve"> AB</w:t>
-      </w:r>
-      <w:r>
-        <w:rPr>
-          <w:lang w:val="en-GB"/>
-        </w:rPr>
-        <w:t xml:space="preserve"> (Solna) – rail and transport infrastructure, steel and ballast intensive </w:t>
-      </w:r>
-    </w:p>
-    <w:p>
-      <w:pPr>
-        <w:rPr>
-          <w:lang w:val="en-GB"/>
-        </w:rPr>
-      </w:pPr>
-      <w:r>
-        <w:rPr>
-          <w:b/>
-          <w:bCs/>
-          <w:lang w:val="en-GB"/>
-        </w:rPr>
         <w:t>SEEA role</w:t>
       </w:r>
       <w:r>
@@ -20072,6 +19923,15 @@
 </file>
 
 <file path=customXml/item1.xml><?xml version="1.0" encoding="utf-8"?>
+<?mso-contentType ?>
+<FormTemplates xmlns="http://schemas.microsoft.com/sharepoint/v3/contenttype/forms">
+  <Display>DocumentLibraryForm</Display>
+  <Edit>DocumentLibraryForm</Edit>
+  <New>DocumentLibraryForm</New>
+</FormTemplates>
+</file>
+
+<file path=customXml/item2.xml><?xml version="1.0" encoding="utf-8"?>
 <ct:contentTypeSchema xmlns:ct="http://schemas.microsoft.com/office/2006/metadata/contentType" xmlns:ma="http://schemas.microsoft.com/office/2006/metadata/properties/metaAttributes" ct:_="" ma:_="" ma:contentTypeName="dokument" ma:contentTypeID="0x0101000407A31F7438F04D85E8AF2F19DA157F" ma:contentTypeVersion="10" ma:contentTypeDescription="Skapa ett nytt dokument." ma:contentTypeScope="" ma:versionID="6957dc20ec66963af8ad08db7707501f">
   <xsd:schema xmlns:xsd="http://www.w3.org/2001/XMLSchema" xmlns:xs="http://www.w3.org/2001/XMLSchema" xmlns:p="http://schemas.microsoft.com/office/2006/metadata/properties" xmlns:ns2="b388787b-4737-44cc-9930-3bebe1adf0b2" xmlns:ns3="3aded59e-563d-477b-ac58-6e073eefb484" targetNamespace="http://schemas.microsoft.com/office/2006/metadata/properties" ma:root="true" ma:fieldsID="5181c86ab7ea7191c4071baa7094d58f" ns2:_="" ns3:_="">
     <xsd:import namespace="b388787b-4737-44cc-9930-3bebe1adf0b2"/>
@@ -20260,15 +20120,6 @@
 </ct:contentTypeSchema>
 </file>
 
-<file path=customXml/item2.xml><?xml version="1.0" encoding="utf-8"?>
-<?mso-contentType ?>
-<FormTemplates xmlns="http://schemas.microsoft.com/sharepoint/v3/contenttype/forms">
-  <Display>DocumentLibraryForm</Display>
-  <Edit>DocumentLibraryForm</Edit>
-  <New>DocumentLibraryForm</New>
-</FormTemplates>
-</file>
-
 <file path=customXml/item3.xml><?xml version="1.0" encoding="utf-8"?>
 <p:properties xmlns:p="http://schemas.microsoft.com/office/2006/metadata/properties" xmlns:xsi="http://www.w3.org/2001/XMLSchema-instance" xmlns:pc="http://schemas.microsoft.com/office/infopath/2007/PartnerControls">
   <documentManagement>
@@ -20281,6 +20132,14 @@
 </file>
 
 <file path=customXml/itemProps1.xml><?xml version="1.0" encoding="utf-8"?>
+<ds:datastoreItem xmlns:ds="http://schemas.openxmlformats.org/officeDocument/2006/customXml" ds:itemID="{DA8F4185-376E-4205-85E3-CDBC0B98E376}">
+  <ds:schemaRefs>
+    <ds:schemaRef ds:uri="http://schemas.microsoft.com/sharepoint/v3/contenttype/forms"/>
+  </ds:schemaRefs>
+</ds:datastoreItem>
+</file>
+
+<file path=customXml/itemProps2.xml><?xml version="1.0" encoding="utf-8"?>
 <ds:datastoreItem xmlns:ds="http://schemas.openxmlformats.org/officeDocument/2006/customXml" ds:itemID="{F75D594B-CE06-4D67-8013-4EE1302BFF96}">
   <ds:schemaRefs>
     <ds:schemaRef ds:uri="http://schemas.microsoft.com/office/2006/metadata/contentType"/>
@@ -20299,14 +20158,6 @@
 </ds:datastoreItem>
 </file>
 
-<file path=customXml/itemProps2.xml><?xml version="1.0" encoding="utf-8"?>
-<ds:datastoreItem xmlns:ds="http://schemas.openxmlformats.org/officeDocument/2006/customXml" ds:itemID="{DA8F4185-376E-4205-85E3-CDBC0B98E376}">
-  <ds:schemaRefs>
-    <ds:schemaRef ds:uri="http://schemas.microsoft.com/sharepoint/v3/contenttype/forms"/>
-  </ds:schemaRefs>
-</ds:datastoreItem>
-</file>
-
 <file path=customXml/itemProps3.xml><?xml version="1.0" encoding="utf-8"?>
 <ds:datastoreItem xmlns:ds="http://schemas.openxmlformats.org/officeDocument/2006/customXml" ds:itemID="{3E4204A7-4A3E-48C7-81CC-E4D638FAB01E}">
   <ds:schemaRefs>
